--- a/Knowledge/3-Work knowledge/1-Software Engineering/2-General Technologies/9-Databases/5-My Source/2-SQL/2-SQL Commands - DDL/2-SQL Create and Drop Database.docx
+++ b/Knowledge/3-Work knowledge/1-Software Engineering/2-General Technologies/9-Databases/5-My Source/2-SQL/2-SQL Commands - DDL/2-SQL Create and Drop Database.docx
@@ -2,13 +2,7 @@
 <file path=word/document.xml><?xml version="1.0" encoding="utf-8"?>
 <w:document xmlns:wpc="http://schemas.microsoft.com/office/word/2010/wordprocessingCanvas" xmlns:cx="http://schemas.microsoft.com/office/drawing/2014/chartex" xmlns:cx1="http://schemas.microsoft.com/office/drawing/2015/9/8/chartex" xmlns:cx2="http://schemas.microsoft.com/office/drawing/2015/10/21/chartex" xmlns:cx3="http://schemas.microsoft.com/office/drawing/2016/5/9/chartex" xmlns:cx4="http://schemas.microsoft.com/office/drawing/2016/5/10/chartex" xmlns:cx5="http://schemas.microsoft.com/office/drawing/2016/5/11/chartex" xmlns:cx6="http://schemas.microsoft.com/office/drawing/2016/5/12/chartex" xmlns:cx7="http://schemas.microsoft.com/office/drawing/2016/5/13/chartex" xmlns:cx8="http://schemas.microsoft.com/office/drawing/2016/5/14/chartex" xmlns:mc="http://schemas.openxmlformats.org/markup-compatibility/2006" xmlns:aink="http://schemas.microsoft.com/office/drawing/2016/ink" xmlns:am3d="http://schemas.microsoft.com/office/drawing/2017/model3d" xmlns:o="urn:schemas-microsoft-com:office:office" xmlns:oel="http://schemas.microsoft.com/office/2019/extlst" xmlns:r="http://schemas.openxmlformats.org/officeDocument/2006/relationships" xmlns:m="http://schemas.openxmlformats.org/officeDocument/2006/math" xmlns:v="urn:schemas-microsoft-com:vml" xmlns:wp14="http://schemas.microsoft.com/office/word/2010/wordprocessingDrawing" xmlns:wp="http://schemas.openxmlformats.org/drawingml/2006/wordprocessingDrawing" xmlns:w10="urn:schemas-microsoft-com:office:word" xmlns:w="http://schemas.openxmlformats.org/wordprocessingml/2006/main" xmlns:w14="http://schemas.microsoft.com/office/word/2010/wordml" xmlns:w15="http://schemas.microsoft.com/office/word/2012/wordml" xmlns:w16cex="http://schemas.microsoft.com/office/word/2018/wordml/cex" xmlns:w16cid="http://schemas.microsoft.com/office/word/2016/wordml/cid" xmlns:w16="http://schemas.microsoft.com/office/word/2018/wordml" xmlns:w16du="http://schemas.microsoft.com/office/word/2023/wordml/word16du" xmlns:w16sdtdh="http://schemas.microsoft.com/office/word/2020/wordml/sdtdatahash" xmlns:w16sdtfl="http://schemas.microsoft.com/office/word/2024/wordml/sdtformatlock" xmlns:w16se="http://schemas.microsoft.com/office/word/2015/wordml/symex" xmlns:wpg="http://schemas.microsoft.com/office/word/2010/wordprocessingGroup" xmlns:wpi="http://schemas.microsoft.com/office/word/2010/wordprocessingInk" xmlns:wne="http://schemas.microsoft.com/office/word/2006/wordml" xmlns:wps="http://schemas.microsoft.com/office/word/2010/wordprocessingShape" mc:Ignorable="w14 w15 w16se w16cid w16 w16cex w16sdtdh w16sdtfl w16du wp14">
   <w:body>
-    <w:p>
-      <w:pPr>
-        <w:rPr>
-          <w:lang w:val="en-US"/>
-        </w:rPr>
-      </w:pPr>
-    </w:p>
+    <w:p/>
     <w:p>
       <w:pPr>
         <w:pStyle w:val="Heading1"/>
@@ -17,9 +11,6 @@
         <w:t xml:space="preserve">SQL </w:t>
       </w:r>
       <w:r>
-        <w:rPr>
-          <w:lang w:val="en-US"/>
-        </w:rPr>
         <w:t>Create</w:t>
       </w:r>
       <w:r>
@@ -29,9 +20,6 @@
         <w:t xml:space="preserve">and </w:t>
       </w:r>
       <w:r>
-        <w:rPr>
-          <w:lang w:val="en-US"/>
-        </w:rPr>
         <w:t xml:space="preserve">Drop </w:t>
       </w:r>
       <w:r>
@@ -54,25 +42,7 @@
           <w:sz w:val="18"/>
           <w:highlight w:val="lightGray"/>
         </w:rPr>
-        <w:t xml:space="preserve">: Persons Table -&gt; ID Column: 1, </w:t>
-      </w:r>
-      <w:proofErr w:type="spellStart"/>
-      <w:r>
-        <w:rPr>
-          <w:color w:val="000000"/>
-          <w:sz w:val="18"/>
-          <w:highlight w:val="lightGray"/>
-        </w:rPr>
-        <w:t>Name_En</w:t>
-      </w:r>
-      <w:proofErr w:type="spellEnd"/>
-      <w:r>
-        <w:rPr>
-          <w:color w:val="000000"/>
-          <w:sz w:val="18"/>
-          <w:highlight w:val="lightGray"/>
-        </w:rPr>
-        <w:t xml:space="preserve"> Column: Motasem Essam] -&gt; </w:t>
+        <w:t xml:space="preserve">: Persons Table -&gt; ID Column: 1, Name_En Column: Motasem Essam] -&gt; </w:t>
       </w:r>
       <w:r>
         <w:rPr>
@@ -113,17 +83,11 @@
       <w:pPr>
         <w:rPr>
           <w:rFonts w:ascii="Roboto Mono" w:hAnsi="Roboto Mono"/>
-          <w:sz w:val="24"/>
-          <w:szCs w:val="24"/>
-          <w:lang w:val="en-US"/>
-        </w:rPr>
-      </w:pPr>
-      <w:r>
-        <w:rPr>
-          <w:rFonts w:ascii="Roboto Mono" w:hAnsi="Roboto Mono"/>
-          <w:sz w:val="24"/>
-          <w:szCs w:val="24"/>
-          <w:lang w:val="en-US"/>
+        </w:rPr>
+      </w:pPr>
+      <w:r>
+        <w:rPr>
+          <w:rFonts w:ascii="Roboto Mono" w:hAnsi="Roboto Mono"/>
         </w:rPr>
         <w:t xml:space="preserve">In SQL, </w:t>
       </w:r>
@@ -132,18 +96,12 @@
           <w:rFonts w:ascii="Roboto Mono" w:hAnsi="Roboto Mono"/>
           <w:b/>
           <w:bCs/>
-          <w:sz w:val="24"/>
-          <w:szCs w:val="24"/>
-          <w:lang w:val="en-US"/>
         </w:rPr>
         <w:t>CREATE DATABASE</w:t>
       </w:r>
       <w:r>
         <w:rPr>
           <w:rFonts w:ascii="Roboto Mono" w:hAnsi="Roboto Mono"/>
-          <w:sz w:val="24"/>
-          <w:szCs w:val="24"/>
-          <w:lang w:val="en-US"/>
         </w:rPr>
         <w:t xml:space="preserve"> is used to create a new database, and </w:t>
       </w:r>
@@ -152,18 +110,12 @@
           <w:rFonts w:ascii="Roboto Mono" w:hAnsi="Roboto Mono"/>
           <w:b/>
           <w:bCs/>
-          <w:sz w:val="24"/>
-          <w:szCs w:val="24"/>
-          <w:lang w:val="en-US"/>
         </w:rPr>
         <w:t>DROP DATABASE</w:t>
       </w:r>
       <w:r>
         <w:rPr>
           <w:rFonts w:ascii="Roboto Mono" w:hAnsi="Roboto Mono"/>
-          <w:sz w:val="24"/>
-          <w:szCs w:val="24"/>
-          <w:lang w:val="en-US"/>
         </w:rPr>
         <w:t xml:space="preserve"> is used to delete an existing database.</w:t>
       </w:r>
@@ -171,14 +123,8 @@
     <w:p>
       <w:pPr>
         <w:pStyle w:val="Heading2"/>
-        <w:rPr>
-          <w:lang w:val="en-US"/>
-        </w:rPr>
-      </w:pPr>
-      <w:r>
-        <w:rPr>
-          <w:lang w:val="en-US"/>
-        </w:rPr>
+      </w:pPr>
+      <w:r>
         <w:t>Create a Database</w:t>
       </w:r>
     </w:p>
@@ -204,25 +150,7 @@
           <w:sz w:val="18"/>
           <w:highlight w:val="lightGray"/>
         </w:rPr>
-        <w:t xml:space="preserve">: Persons Table -&gt; ID Column: 1, </w:t>
-      </w:r>
-      <w:proofErr w:type="spellStart"/>
-      <w:r>
-        <w:rPr>
-          <w:color w:val="000000"/>
-          <w:sz w:val="18"/>
-          <w:highlight w:val="lightGray"/>
-        </w:rPr>
-        <w:t>Name_En</w:t>
-      </w:r>
-      <w:proofErr w:type="spellEnd"/>
-      <w:r>
-        <w:rPr>
-          <w:color w:val="000000"/>
-          <w:sz w:val="18"/>
-          <w:highlight w:val="lightGray"/>
-        </w:rPr>
-        <w:t xml:space="preserve"> Column: Motasem Essam] -&gt; </w:t>
+        <w:t xml:space="preserve">: Persons Table -&gt; ID Column: 1, Name_En Column: Motasem Essam] -&gt; </w:t>
       </w:r>
       <w:r>
         <w:rPr>
@@ -260,17 +188,12 @@
       </w:r>
     </w:p>
     <w:p>
-      <w:pPr>
-        <w:rPr>
-          <w:lang w:val="en-US"/>
-        </w:rPr>
-      </w:pPr>
       <w:r>
         <w:rPr>
           <w:noProof/>
         </w:rPr>
         <w:drawing>
-          <wp:inline distT="0" distB="0" distL="0" distR="0" wp14:anchorId="74F78176" wp14:editId="071707D3">
+          <wp:inline distT="0" distB="0" distL="0" distR="0" wp14:anchorId="0B6E22D3" wp14:editId="1B3AA78F">
             <wp:extent cx="5943600" cy="614680"/>
             <wp:effectExtent l="0" t="0" r="0" b="0"/>
             <wp:docPr id="201210852" name="Picture 1"/>
@@ -323,55 +246,20 @@
       <w:pPr>
         <w:rPr>
           <w:rFonts w:ascii="Roboto Mono" w:hAnsi="Roboto Mono"/>
-          <w:sz w:val="24"/>
-          <w:szCs w:val="24"/>
-          <w:lang w:val="en-US"/>
-        </w:rPr>
-      </w:pPr>
-      <w:r>
-        <w:rPr>
-          <w:rFonts w:ascii="Roboto Mono" w:hAnsi="Roboto Mono"/>
-          <w:sz w:val="24"/>
-          <w:szCs w:val="24"/>
-          <w:lang w:val="en-US"/>
-        </w:rPr>
-        <w:t xml:space="preserve">CREATE DATABASE </w:t>
-      </w:r>
-      <w:proofErr w:type="spellStart"/>
-      <w:r>
-        <w:rPr>
-          <w:rFonts w:ascii="Roboto Mono" w:hAnsi="Roboto Mono"/>
-          <w:sz w:val="24"/>
-          <w:szCs w:val="24"/>
-          <w:lang w:val="en-US"/>
-        </w:rPr>
-        <w:t>database_name</w:t>
-      </w:r>
-      <w:proofErr w:type="spellEnd"/>
-      <w:r>
-        <w:rPr>
-          <w:rFonts w:ascii="Roboto Mono" w:hAnsi="Roboto Mono"/>
-          <w:sz w:val="24"/>
-          <w:szCs w:val="24"/>
-          <w:lang w:val="en-US"/>
-        </w:rPr>
-        <w:t>;</w:t>
-      </w:r>
-    </w:p>
-    <w:p>
-      <w:pPr>
-        <w:rPr>
-          <w:lang w:val="en-US"/>
-        </w:rPr>
-      </w:pPr>
-    </w:p>
-    <w:p>
-      <w:pPr>
-        <w:rPr>
-          <w:rFonts w:ascii="Roboto Mono" w:hAnsi="Roboto Mono"/>
-          <w:sz w:val="24"/>
-          <w:szCs w:val="24"/>
-          <w:lang w:val="en-US"/>
+        </w:rPr>
+      </w:pPr>
+      <w:r>
+        <w:rPr>
+          <w:rFonts w:ascii="Roboto Mono" w:hAnsi="Roboto Mono"/>
+        </w:rPr>
+        <w:t>CREATE DATABASE database_name;</w:t>
+      </w:r>
+    </w:p>
+    <w:p/>
+    <w:p>
+      <w:pPr>
+        <w:rPr>
+          <w:rFonts w:ascii="Roboto Mono" w:hAnsi="Roboto Mono"/>
         </w:rPr>
       </w:pPr>
       <w:r>
@@ -379,9 +267,6 @@
           <w:rFonts w:ascii="Roboto Mono" w:hAnsi="Roboto Mono"/>
           <w:b/>
           <w:bCs/>
-          <w:sz w:val="24"/>
-          <w:szCs w:val="24"/>
-          <w:lang w:val="en-US"/>
         </w:rPr>
         <w:t>Example</w:t>
       </w:r>
@@ -396,7 +281,7 @@
           <w:noProof/>
         </w:rPr>
         <w:drawing>
-          <wp:inline distT="0" distB="0" distL="0" distR="0" wp14:anchorId="35902048" wp14:editId="3DA2A981">
+          <wp:inline distT="0" distB="0" distL="0" distR="0" wp14:anchorId="343AE78D" wp14:editId="52D1D474">
             <wp:extent cx="5943600" cy="589280"/>
             <wp:effectExtent l="0" t="0" r="0" b="1270"/>
             <wp:docPr id="573208306" name="Picture 2"/>
@@ -449,87 +334,32 @@
       <w:pPr>
         <w:rPr>
           <w:rFonts w:ascii="Roboto Mono" w:hAnsi="Roboto Mono"/>
-          <w:sz w:val="24"/>
-          <w:szCs w:val="24"/>
-          <w:lang w:val="en-US"/>
-        </w:rPr>
-      </w:pPr>
-      <w:r>
-        <w:rPr>
-          <w:rFonts w:ascii="Roboto Mono" w:hAnsi="Roboto Mono"/>
-          <w:sz w:val="24"/>
-          <w:szCs w:val="24"/>
-          <w:lang w:val="en-US"/>
-        </w:rPr>
-        <w:t xml:space="preserve">CREATE DATABASE </w:t>
-      </w:r>
-      <w:proofErr w:type="spellStart"/>
-      <w:r>
-        <w:rPr>
-          <w:rFonts w:ascii="Roboto Mono" w:hAnsi="Roboto Mono"/>
-          <w:sz w:val="24"/>
-          <w:szCs w:val="24"/>
-          <w:lang w:val="en-US"/>
-        </w:rPr>
-        <w:t>CompanyDB</w:t>
-      </w:r>
-      <w:proofErr w:type="spellEnd"/>
-      <w:r>
-        <w:rPr>
-          <w:rFonts w:ascii="Roboto Mono" w:hAnsi="Roboto Mono"/>
-          <w:sz w:val="24"/>
-          <w:szCs w:val="24"/>
-          <w:lang w:val="en-US"/>
-        </w:rPr>
-        <w:t>;</w:t>
-      </w:r>
-    </w:p>
-    <w:p>
-      <w:pPr>
-        <w:rPr>
-          <w:rFonts w:ascii="Roboto Mono" w:hAnsi="Roboto Mono"/>
-          <w:sz w:val="24"/>
-          <w:szCs w:val="24"/>
-          <w:lang w:val="en-US"/>
-        </w:rPr>
-      </w:pPr>
-      <w:r>
-        <w:rPr>
-          <w:rFonts w:ascii="Roboto Mono" w:hAnsi="Roboto Mono"/>
-          <w:sz w:val="24"/>
-          <w:szCs w:val="24"/>
-          <w:lang w:val="en-US"/>
-        </w:rPr>
-        <w:t xml:space="preserve">This creates a new database named </w:t>
-      </w:r>
-      <w:proofErr w:type="spellStart"/>
-      <w:r>
-        <w:rPr>
-          <w:rFonts w:ascii="Roboto Mono" w:hAnsi="Roboto Mono"/>
-          <w:sz w:val="24"/>
-          <w:szCs w:val="24"/>
-          <w:lang w:val="en-US"/>
-        </w:rPr>
-        <w:t>CompanyDB</w:t>
-      </w:r>
-      <w:proofErr w:type="spellEnd"/>
-      <w:r>
-        <w:rPr>
-          <w:rFonts w:ascii="Roboto Mono" w:hAnsi="Roboto Mono"/>
-          <w:sz w:val="24"/>
-          <w:szCs w:val="24"/>
-          <w:lang w:val="en-US"/>
-        </w:rPr>
-        <w:t>.</w:t>
-      </w:r>
-    </w:p>
-    <w:p>
-      <w:pPr>
-        <w:rPr>
-          <w:rFonts w:ascii="Roboto Mono" w:hAnsi="Roboto Mono"/>
-          <w:sz w:val="24"/>
-          <w:szCs w:val="24"/>
-          <w:lang w:val="en-US"/>
+        </w:rPr>
+      </w:pPr>
+      <w:r>
+        <w:rPr>
+          <w:rFonts w:ascii="Roboto Mono" w:hAnsi="Roboto Mono"/>
+        </w:rPr>
+        <w:t>CREATE DATABASE CompanyDB;</w:t>
+      </w:r>
+    </w:p>
+    <w:p>
+      <w:pPr>
+        <w:rPr>
+          <w:rFonts w:ascii="Roboto Mono" w:hAnsi="Roboto Mono"/>
+        </w:rPr>
+      </w:pPr>
+      <w:r>
+        <w:rPr>
+          <w:rFonts w:ascii="Roboto Mono" w:hAnsi="Roboto Mono"/>
+        </w:rPr>
+        <w:t>This creates a new database named CompanyDB.</w:t>
+      </w:r>
+    </w:p>
+    <w:p>
+      <w:pPr>
+        <w:rPr>
+          <w:rFonts w:ascii="Roboto Mono" w:hAnsi="Roboto Mono"/>
         </w:rPr>
       </w:pPr>
     </w:p>
@@ -538,10 +368,7 @@
         <w:pStyle w:val="Heading3"/>
       </w:pPr>
       <w:r>
-        <w:t xml:space="preserve">Real </w:t>
-      </w:r>
-      <w:r>
-        <w:t>Example</w:t>
+        <w:t>Real Example</w:t>
       </w:r>
     </w:p>
     <w:p>
@@ -561,7 +388,6 @@
         </w:rPr>
         <w:t xml:space="preserve"># Source: </w:t>
       </w:r>
-      <w:proofErr w:type="spellStart"/>
       <w:r>
         <w:rPr>
           <w:b/>
@@ -571,7 +397,6 @@
         </w:rPr>
         <w:t>ScreenShot</w:t>
       </w:r>
-      <w:proofErr w:type="spellEnd"/>
       <w:r>
         <w:rPr>
           <w:sz w:val="18"/>
@@ -607,23 +432,7 @@
           <w:sz w:val="18"/>
           <w:highlight w:val="lightGray"/>
         </w:rPr>
-        <w:t xml:space="preserve"> [Persons Table -&gt; ID Column: 1, </w:t>
-      </w:r>
-      <w:proofErr w:type="spellStart"/>
-      <w:r>
-        <w:rPr>
-          <w:sz w:val="18"/>
-          <w:highlight w:val="lightGray"/>
-        </w:rPr>
-        <w:t>Name_En</w:t>
-      </w:r>
-      <w:proofErr w:type="spellEnd"/>
-      <w:r>
-        <w:rPr>
-          <w:sz w:val="18"/>
-          <w:highlight w:val="lightGray"/>
-        </w:rPr>
-        <w:t xml:space="preserve"> Column: Motasem Essam] -&gt; </w:t>
+        <w:t xml:space="preserve"> [Persons Table -&gt; ID Column: 1, Name_En Column: Motasem Essam] -&gt; </w:t>
       </w:r>
       <w:r>
         <w:rPr>
@@ -638,23 +447,7 @@
           <w:sz w:val="18"/>
           <w:highlight w:val="lightGray"/>
         </w:rPr>
-        <w:t xml:space="preserve"> [Automation Table -&gt; ID Column: 16, </w:t>
-      </w:r>
-      <w:proofErr w:type="spellStart"/>
-      <w:r>
-        <w:rPr>
-          <w:sz w:val="18"/>
-          <w:highlight w:val="lightGray"/>
-        </w:rPr>
-        <w:t>Name_En</w:t>
-      </w:r>
-      <w:proofErr w:type="spellEnd"/>
-      <w:r>
-        <w:rPr>
-          <w:sz w:val="18"/>
-          <w:highlight w:val="lightGray"/>
-        </w:rPr>
-        <w:t xml:space="preserve"> Column: Screen Capture] -&gt; </w:t>
+        <w:t xml:space="preserve"> [Automation Table -&gt; ID Column: 16, Name_En Column: Screen Capture] -&gt; </w:t>
       </w:r>
       <w:r>
         <w:rPr>
@@ -671,33 +464,7 @@
           <w:sz w:val="18"/>
           <w:highlight w:val="lightGray"/>
         </w:rPr>
-        <w:t xml:space="preserve">[Operating System: </w:t>
-      </w:r>
-      <w:r>
-        <w:rPr>
-          <w:color w:val="000000"/>
-          <w:sz w:val="18"/>
-          <w:highlight w:val="lightGray"/>
-        </w:rPr>
-        <w:t xml:space="preserve">Wampserver64 -&gt; </w:t>
-      </w:r>
-      <w:proofErr w:type="spellStart"/>
-      <w:r>
-        <w:rPr>
-          <w:color w:val="000000"/>
-          <w:sz w:val="18"/>
-          <w:highlight w:val="lightGray"/>
-        </w:rPr>
-        <w:t>phpmyadmin</w:t>
-      </w:r>
-      <w:proofErr w:type="spellEnd"/>
-      <w:r>
-        <w:rPr>
-          <w:color w:val="000000"/>
-          <w:sz w:val="18"/>
-          <w:highlight w:val="lightGray"/>
-        </w:rPr>
-        <w:t>]</w:t>
+        <w:t>[Operating System: Wampserver64 -&gt; phpmyadmin]</w:t>
       </w:r>
       <w:r>
         <w:rPr>
@@ -726,18 +493,14 @@
       <w:pPr>
         <w:rPr>
           <w:rFonts w:ascii="Roboto Mono" w:hAnsi="Roboto Mono"/>
-          <w:sz w:val="24"/>
-          <w:szCs w:val="24"/>
-          <w:lang w:val="en-US"/>
         </w:rPr>
       </w:pPr>
       <w:r>
         <w:rPr>
           <w:noProof/>
         </w:rPr>
-        <w:lastRenderedPageBreak/>
         <w:drawing>
-          <wp:inline distT="0" distB="0" distL="0" distR="0" wp14:anchorId="09602C86" wp14:editId="1C4043A8">
+          <wp:inline distT="0" distB="0" distL="0" distR="0" wp14:anchorId="56D043E0" wp14:editId="0EC8CB22">
             <wp:extent cx="5943600" cy="1906270"/>
             <wp:effectExtent l="0" t="0" r="0" b="0"/>
             <wp:docPr id="974792265" name="Picture 13"/>
@@ -790,48 +553,19 @@
       <w:pPr>
         <w:rPr>
           <w:rFonts w:ascii="Roboto Mono" w:hAnsi="Roboto Mono"/>
-          <w:sz w:val="24"/>
-          <w:szCs w:val="24"/>
-          <w:lang w:val="en-US"/>
-        </w:rPr>
-      </w:pPr>
-      <w:r>
-        <w:rPr>
-          <w:rFonts w:ascii="Roboto Mono" w:hAnsi="Roboto Mono"/>
-          <w:sz w:val="24"/>
-          <w:szCs w:val="24"/>
-          <w:lang w:val="en-US"/>
-        </w:rPr>
-        <w:t xml:space="preserve">CREATE DATABASE </w:t>
-      </w:r>
-      <w:proofErr w:type="spellStart"/>
-      <w:r>
-        <w:rPr>
-          <w:rFonts w:ascii="Roboto Mono" w:hAnsi="Roboto Mono"/>
-          <w:sz w:val="24"/>
-          <w:szCs w:val="24"/>
-          <w:lang w:val="en-US"/>
-        </w:rPr>
-        <w:t>CompanyDB</w:t>
-      </w:r>
-      <w:proofErr w:type="spellEnd"/>
-      <w:r>
-        <w:rPr>
-          <w:rFonts w:ascii="Roboto Mono" w:hAnsi="Roboto Mono"/>
-          <w:sz w:val="24"/>
-          <w:szCs w:val="24"/>
-          <w:lang w:val="en-US"/>
-        </w:rPr>
-        <w:t>;</w:t>
-      </w:r>
-    </w:p>
-    <w:p>
-      <w:pPr>
-        <w:rPr>
-          <w:rFonts w:ascii="Roboto Mono" w:hAnsi="Roboto Mono"/>
-          <w:sz w:val="24"/>
-          <w:szCs w:val="24"/>
-          <w:lang w:val="en-US"/>
+        </w:rPr>
+      </w:pPr>
+      <w:r>
+        <w:rPr>
+          <w:rFonts w:ascii="Roboto Mono" w:hAnsi="Roboto Mono"/>
+        </w:rPr>
+        <w:t>CREATE DATABASE CompanyDB;</w:t>
+      </w:r>
+    </w:p>
+    <w:p>
+      <w:pPr>
+        <w:rPr>
+          <w:rFonts w:ascii="Roboto Mono" w:hAnsi="Roboto Mono"/>
         </w:rPr>
       </w:pPr>
       <w:r>
@@ -839,7 +573,7 @@
           <w:noProof/>
         </w:rPr>
         <w:drawing>
-          <wp:inline distT="0" distB="0" distL="0" distR="0" wp14:anchorId="045CDE74" wp14:editId="3200B698">
+          <wp:inline distT="0" distB="0" distL="0" distR="0" wp14:anchorId="48259A43" wp14:editId="659BDE0B">
             <wp:extent cx="5943600" cy="1788795"/>
             <wp:effectExtent l="0" t="0" r="0" b="1905"/>
             <wp:docPr id="1743064833" name="Picture 10"/>
@@ -892,19 +626,13 @@
       <w:pPr>
         <w:rPr>
           <w:rFonts w:ascii="Roboto Mono" w:hAnsi="Roboto Mono"/>
-          <w:sz w:val="24"/>
-          <w:szCs w:val="24"/>
-          <w:lang w:val="en-US"/>
-        </w:rPr>
-      </w:pPr>
-      <w:r>
-        <w:rPr>
-          <w:rFonts w:ascii="Roboto Mono" w:hAnsi="Roboto Mono"/>
-          <w:sz w:val="24"/>
-          <w:szCs w:val="24"/>
-          <w:lang w:val="en-US"/>
-        </w:rPr>
-        <w:pict w14:anchorId="404D6EB4">
+        </w:rPr>
+      </w:pPr>
+      <w:r>
+        <w:rPr>
+          <w:rFonts w:ascii="Roboto Mono" w:hAnsi="Roboto Mono"/>
+        </w:rPr>
+        <w:pict w14:anchorId="34B86178">
           <v:rect id="_x0000_i1025" style="width:0;height:1.5pt" o:hralign="center" o:hrstd="t" o:hr="t" fillcolor="#a0a0a0" stroked="f"/>
         </w:pict>
       </w:r>
@@ -912,14 +640,8 @@
     <w:p>
       <w:pPr>
         <w:pStyle w:val="Heading2"/>
-        <w:rPr>
-          <w:lang w:val="en-US"/>
-        </w:rPr>
-      </w:pPr>
-      <w:r>
-        <w:rPr>
-          <w:lang w:val="en-US"/>
-        </w:rPr>
+      </w:pPr>
+      <w:r>
         <w:t>Drop a Database</w:t>
       </w:r>
     </w:p>
@@ -945,25 +667,7 @@
           <w:sz w:val="18"/>
           <w:highlight w:val="lightGray"/>
         </w:rPr>
-        <w:t xml:space="preserve">: Persons Table -&gt; ID Column: 1, </w:t>
-      </w:r>
-      <w:proofErr w:type="spellStart"/>
-      <w:r>
-        <w:rPr>
-          <w:color w:val="000000"/>
-          <w:sz w:val="18"/>
-          <w:highlight w:val="lightGray"/>
-        </w:rPr>
-        <w:t>Name_En</w:t>
-      </w:r>
-      <w:proofErr w:type="spellEnd"/>
-      <w:r>
-        <w:rPr>
-          <w:color w:val="000000"/>
-          <w:sz w:val="18"/>
-          <w:highlight w:val="lightGray"/>
-        </w:rPr>
-        <w:t xml:space="preserve"> Column: Motasem Essam] -&gt; </w:t>
+        <w:t xml:space="preserve">: Persons Table -&gt; ID Column: 1, Name_En Column: Motasem Essam] -&gt; </w:t>
       </w:r>
       <w:r>
         <w:rPr>
@@ -1001,17 +705,12 @@
       </w:r>
     </w:p>
     <w:p>
-      <w:pPr>
-        <w:rPr>
-          <w:lang w:val="en-US"/>
-        </w:rPr>
-      </w:pPr>
       <w:r>
         <w:rPr>
           <w:noProof/>
         </w:rPr>
         <w:drawing>
-          <wp:inline distT="0" distB="0" distL="0" distR="0" wp14:anchorId="2E9CB702" wp14:editId="03EAD379">
+          <wp:inline distT="0" distB="0" distL="0" distR="0" wp14:anchorId="27A246CE" wp14:editId="17831B83">
             <wp:extent cx="5943600" cy="594360"/>
             <wp:effectExtent l="0" t="0" r="0" b="0"/>
             <wp:docPr id="496221427" name="Picture 3"/>
@@ -1064,55 +763,21 @@
       <w:pPr>
         <w:rPr>
           <w:rFonts w:ascii="Roboto Mono" w:hAnsi="Roboto Mono"/>
-          <w:sz w:val="24"/>
-          <w:szCs w:val="24"/>
-          <w:lang w:val="en-US"/>
-        </w:rPr>
-      </w:pPr>
-      <w:r>
-        <w:rPr>
-          <w:rFonts w:ascii="Roboto Mono" w:hAnsi="Roboto Mono"/>
-          <w:sz w:val="24"/>
-          <w:szCs w:val="24"/>
-          <w:lang w:val="en-US"/>
-        </w:rPr>
-        <w:t xml:space="preserve">DROP DATABASE </w:t>
-      </w:r>
-      <w:proofErr w:type="spellStart"/>
-      <w:r>
-        <w:rPr>
-          <w:rFonts w:ascii="Roboto Mono" w:hAnsi="Roboto Mono"/>
-          <w:sz w:val="24"/>
-          <w:szCs w:val="24"/>
-          <w:lang w:val="en-US"/>
-        </w:rPr>
-        <w:t>database_name</w:t>
-      </w:r>
-      <w:proofErr w:type="spellEnd"/>
-      <w:r>
-        <w:rPr>
-          <w:rFonts w:ascii="Roboto Mono" w:hAnsi="Roboto Mono"/>
-          <w:sz w:val="24"/>
-          <w:szCs w:val="24"/>
-          <w:lang w:val="en-US"/>
-        </w:rPr>
-        <w:t>;</w:t>
-      </w:r>
-    </w:p>
-    <w:p>
-      <w:pPr>
-        <w:rPr>
-          <w:lang w:val="en-US"/>
-        </w:rPr>
-      </w:pPr>
+        </w:rPr>
+      </w:pPr>
+      <w:r>
+        <w:rPr>
+          <w:rFonts w:ascii="Roboto Mono" w:hAnsi="Roboto Mono"/>
+        </w:rPr>
+        <w:t>DROP DATABASE database_name;</w:t>
+      </w:r>
+    </w:p>
+    <w:p>
       <w:r>
         <w:rPr>
           <w:rFonts w:ascii="Roboto Mono" w:hAnsi="Roboto Mono"/>
           <w:b/>
           <w:bCs/>
-          <w:sz w:val="24"/>
-          <w:szCs w:val="24"/>
-          <w:lang w:val="en-US"/>
         </w:rPr>
         <w:t>Example</w:t>
       </w:r>
@@ -1121,9 +786,6 @@
       <w:pPr>
         <w:rPr>
           <w:rFonts w:ascii="Roboto Mono" w:hAnsi="Roboto Mono"/>
-          <w:sz w:val="24"/>
-          <w:szCs w:val="24"/>
-          <w:lang w:val="en-US"/>
         </w:rPr>
       </w:pPr>
       <w:r>
@@ -1131,7 +793,7 @@
           <w:noProof/>
         </w:rPr>
         <w:drawing>
-          <wp:inline distT="0" distB="0" distL="0" distR="0" wp14:anchorId="4D60DA61" wp14:editId="771CE2E4">
+          <wp:inline distT="0" distB="0" distL="0" distR="0" wp14:anchorId="1BC33FCB" wp14:editId="2C730200">
             <wp:extent cx="5943600" cy="621665"/>
             <wp:effectExtent l="0" t="0" r="0" b="6985"/>
             <wp:docPr id="1898936176" name="Picture 4"/>
@@ -1184,97 +846,39 @@
       <w:pPr>
         <w:rPr>
           <w:rFonts w:ascii="Roboto Mono" w:hAnsi="Roboto Mono"/>
-          <w:sz w:val="24"/>
-          <w:szCs w:val="24"/>
-          <w:lang w:val="en-US"/>
-        </w:rPr>
-      </w:pPr>
-      <w:r>
-        <w:rPr>
-          <w:rFonts w:ascii="Roboto Mono" w:hAnsi="Roboto Mono"/>
-          <w:sz w:val="24"/>
-          <w:szCs w:val="24"/>
-          <w:lang w:val="en-US"/>
-        </w:rPr>
-        <w:t xml:space="preserve">DROP DATABASE </w:t>
-      </w:r>
-      <w:proofErr w:type="spellStart"/>
-      <w:r>
-        <w:rPr>
-          <w:rFonts w:ascii="Roboto Mono" w:hAnsi="Roboto Mono"/>
-          <w:sz w:val="24"/>
-          <w:szCs w:val="24"/>
-          <w:lang w:val="en-US"/>
-        </w:rPr>
-        <w:t>CompanyDB</w:t>
-      </w:r>
-      <w:proofErr w:type="spellEnd"/>
-      <w:r>
-        <w:rPr>
-          <w:rFonts w:ascii="Roboto Mono" w:hAnsi="Roboto Mono"/>
-          <w:sz w:val="24"/>
-          <w:szCs w:val="24"/>
-          <w:lang w:val="en-US"/>
-        </w:rPr>
-        <w:t>;</w:t>
-      </w:r>
-    </w:p>
-    <w:p>
-      <w:pPr>
-        <w:rPr>
-          <w:rFonts w:ascii="Roboto Mono" w:hAnsi="Roboto Mono"/>
-          <w:sz w:val="24"/>
-          <w:szCs w:val="24"/>
-          <w:lang w:val="en-US"/>
-        </w:rPr>
-      </w:pPr>
-      <w:r>
-        <w:rPr>
-          <w:rFonts w:ascii="Roboto Mono" w:hAnsi="Roboto Mono"/>
-          <w:sz w:val="24"/>
-          <w:szCs w:val="24"/>
-          <w:lang w:val="en-US"/>
-        </w:rPr>
-        <w:t xml:space="preserve">This permanently deletes the </w:t>
-      </w:r>
-      <w:proofErr w:type="spellStart"/>
-      <w:r>
-        <w:rPr>
-          <w:rFonts w:ascii="Roboto Mono" w:hAnsi="Roboto Mono"/>
-          <w:sz w:val="24"/>
-          <w:szCs w:val="24"/>
-          <w:lang w:val="en-US"/>
-        </w:rPr>
-        <w:t>CompanyDB</w:t>
-      </w:r>
-      <w:proofErr w:type="spellEnd"/>
-      <w:r>
-        <w:rPr>
-          <w:rFonts w:ascii="Roboto Mono" w:hAnsi="Roboto Mono"/>
-          <w:sz w:val="24"/>
-          <w:szCs w:val="24"/>
-          <w:lang w:val="en-US"/>
-        </w:rPr>
-        <w:t xml:space="preserve"> database and all its data.</w:t>
-      </w:r>
-    </w:p>
-    <w:p>
-      <w:pPr>
-        <w:rPr>
-          <w:rFonts w:ascii="Roboto Mono" w:hAnsi="Roboto Mono"/>
-          <w:sz w:val="24"/>
-          <w:szCs w:val="24"/>
-          <w:lang w:val="en-US"/>
-        </w:rPr>
-      </w:pPr>
-    </w:p>
-    <w:p>
-      <w:pPr>
-        <w:rPr>
-          <w:rFonts w:ascii="Roboto Mono" w:hAnsi="Roboto Mono"/>
-          <w:sz w:val="24"/>
-          <w:szCs w:val="24"/>
-          <w:lang w:val="en-US"/>
+        </w:rPr>
+      </w:pPr>
+      <w:r>
+        <w:rPr>
+          <w:rFonts w:ascii="Roboto Mono" w:hAnsi="Roboto Mono"/>
+        </w:rPr>
+        <w:t>DROP DATABASE CompanyDB;</w:t>
+      </w:r>
+    </w:p>
+    <w:p>
+      <w:pPr>
+        <w:rPr>
+          <w:rFonts w:ascii="Roboto Mono" w:hAnsi="Roboto Mono"/>
+        </w:rPr>
+      </w:pPr>
+      <w:r>
+        <w:rPr>
+          <w:rFonts w:ascii="Roboto Mono" w:hAnsi="Roboto Mono"/>
+        </w:rPr>
+        <w:t>This permanently deletes the CompanyDB database and all its data.</w:t>
+      </w:r>
+    </w:p>
+    <w:p>
+      <w:pPr>
+        <w:rPr>
+          <w:rFonts w:ascii="Roboto Mono" w:hAnsi="Roboto Mono"/>
+        </w:rPr>
+      </w:pPr>
+    </w:p>
+    <w:p>
+      <w:pPr>
+        <w:rPr>
+          <w:rFonts w:ascii="Roboto Mono" w:hAnsi="Roboto Mono"/>
         </w:rPr>
       </w:pPr>
     </w:p>
@@ -1283,7 +887,6 @@
         <w:pStyle w:val="Heading3"/>
       </w:pPr>
       <w:r>
-        <w:lastRenderedPageBreak/>
         <w:t>Real Example</w:t>
       </w:r>
     </w:p>
@@ -1311,7 +914,6 @@
         </w:rPr>
         <w:t xml:space="preserve"># Source: </w:t>
       </w:r>
-      <w:proofErr w:type="spellStart"/>
       <w:r>
         <w:rPr>
           <w:b/>
@@ -1321,7 +923,6 @@
         </w:rPr>
         <w:t>ScreenShot</w:t>
       </w:r>
-      <w:proofErr w:type="spellEnd"/>
       <w:r>
         <w:rPr>
           <w:sz w:val="18"/>
@@ -1357,23 +958,7 @@
           <w:sz w:val="18"/>
           <w:highlight w:val="lightGray"/>
         </w:rPr>
-        <w:t xml:space="preserve"> [Persons Table -&gt; ID Column: 1, </w:t>
-      </w:r>
-      <w:proofErr w:type="spellStart"/>
-      <w:r>
-        <w:rPr>
-          <w:sz w:val="18"/>
-          <w:highlight w:val="lightGray"/>
-        </w:rPr>
-        <w:t>Name_En</w:t>
-      </w:r>
-      <w:proofErr w:type="spellEnd"/>
-      <w:r>
-        <w:rPr>
-          <w:sz w:val="18"/>
-          <w:highlight w:val="lightGray"/>
-        </w:rPr>
-        <w:t xml:space="preserve"> Column: Motasem Essam] -&gt; </w:t>
+        <w:t xml:space="preserve"> [Persons Table -&gt; ID Column: 1, Name_En Column: Motasem Essam] -&gt; </w:t>
       </w:r>
       <w:r>
         <w:rPr>
@@ -1388,23 +973,7 @@
           <w:sz w:val="18"/>
           <w:highlight w:val="lightGray"/>
         </w:rPr>
-        <w:t xml:space="preserve"> [Automation Table -&gt; ID Column: 16, </w:t>
-      </w:r>
-      <w:proofErr w:type="spellStart"/>
-      <w:r>
-        <w:rPr>
-          <w:sz w:val="18"/>
-          <w:highlight w:val="lightGray"/>
-        </w:rPr>
-        <w:t>Name_En</w:t>
-      </w:r>
-      <w:proofErr w:type="spellEnd"/>
-      <w:r>
-        <w:rPr>
-          <w:sz w:val="18"/>
-          <w:highlight w:val="lightGray"/>
-        </w:rPr>
-        <w:t xml:space="preserve"> Column: Screen Capture] -&gt; </w:t>
+        <w:t xml:space="preserve"> [Automation Table -&gt; ID Column: 16, Name_En Column: Screen Capture] -&gt; </w:t>
       </w:r>
       <w:r>
         <w:rPr>
@@ -1421,25 +990,7 @@
           <w:sz w:val="18"/>
           <w:highlight w:val="lightGray"/>
         </w:rPr>
-        <w:t xml:space="preserve">[Operating System: Wampserver64 -&gt; </w:t>
-      </w:r>
-      <w:proofErr w:type="spellStart"/>
-      <w:r>
-        <w:rPr>
-          <w:color w:val="000000"/>
-          <w:sz w:val="18"/>
-          <w:highlight w:val="lightGray"/>
-        </w:rPr>
-        <w:t>phpmyadmin</w:t>
-      </w:r>
-      <w:proofErr w:type="spellEnd"/>
-      <w:r>
-        <w:rPr>
-          <w:color w:val="000000"/>
-          <w:sz w:val="18"/>
-          <w:highlight w:val="lightGray"/>
-        </w:rPr>
-        <w:t>]</w:t>
+        <w:t>[Operating System: Wampserver64 -&gt; phpmyadmin]</w:t>
       </w:r>
       <w:r>
         <w:rPr>
@@ -1475,9 +1026,6 @@
       <w:pPr>
         <w:rPr>
           <w:rFonts w:ascii="Roboto Mono" w:hAnsi="Roboto Mono"/>
-          <w:sz w:val="24"/>
-          <w:szCs w:val="24"/>
-          <w:lang w:val="en-US"/>
         </w:rPr>
       </w:pPr>
       <w:r>
@@ -1485,7 +1033,7 @@
           <w:noProof/>
         </w:rPr>
         <w:drawing>
-          <wp:inline distT="0" distB="0" distL="0" distR="0" wp14:anchorId="04644306" wp14:editId="156BDD2D">
+          <wp:inline distT="0" distB="0" distL="0" distR="0" wp14:anchorId="532076C4" wp14:editId="1F7922F5">
             <wp:extent cx="5105400" cy="2125345"/>
             <wp:effectExtent l="0" t="0" r="0" b="8255"/>
             <wp:docPr id="1202077827" name="Picture 8"/>
@@ -1538,39 +1086,13 @@
       <w:pPr>
         <w:rPr>
           <w:rFonts w:ascii="Roboto Mono" w:hAnsi="Roboto Mono"/>
-          <w:sz w:val="24"/>
-          <w:szCs w:val="24"/>
-          <w:lang w:val="en-US"/>
-        </w:rPr>
-      </w:pPr>
-      <w:r>
-        <w:rPr>
-          <w:rFonts w:ascii="Roboto Mono" w:hAnsi="Roboto Mono"/>
-          <w:sz w:val="24"/>
-          <w:szCs w:val="24"/>
-          <w:lang w:val="en-US"/>
-        </w:rPr>
-        <w:t xml:space="preserve">CREATE DATABASE </w:t>
-      </w:r>
-      <w:proofErr w:type="spellStart"/>
-      <w:r>
-        <w:rPr>
-          <w:rFonts w:ascii="Roboto Mono" w:hAnsi="Roboto Mono"/>
-          <w:sz w:val="24"/>
-          <w:szCs w:val="24"/>
-          <w:lang w:val="en-US"/>
-        </w:rPr>
-        <w:t>CompanyDB</w:t>
-      </w:r>
-      <w:proofErr w:type="spellEnd"/>
-      <w:r>
-        <w:rPr>
-          <w:rFonts w:ascii="Roboto Mono" w:hAnsi="Roboto Mono"/>
-          <w:sz w:val="24"/>
-          <w:szCs w:val="24"/>
-          <w:lang w:val="en-US"/>
-        </w:rPr>
-        <w:t>;</w:t>
+        </w:rPr>
+      </w:pPr>
+      <w:r>
+        <w:rPr>
+          <w:rFonts w:ascii="Roboto Mono" w:hAnsi="Roboto Mono"/>
+        </w:rPr>
+        <w:t>CREATE DATABASE CompanyDB;</w:t>
       </w:r>
     </w:p>
     <w:p>
@@ -1579,7 +1101,7 @@
           <w:noProof/>
         </w:rPr>
         <w:drawing>
-          <wp:inline distT="0" distB="0" distL="0" distR="0" wp14:anchorId="6610D053" wp14:editId="2E14FD36">
+          <wp:inline distT="0" distB="0" distL="0" distR="0" wp14:anchorId="053EDE1C" wp14:editId="57DB8820">
             <wp:extent cx="5943600" cy="1788795"/>
             <wp:effectExtent l="0" t="0" r="0" b="1905"/>
             <wp:docPr id="734481574" name="Picture 10"/>
@@ -1632,7 +1154,6 @@
       <w:pPr>
         <w:rPr>
           <w:rFonts w:ascii="Roboto Mono" w:eastAsia="Roboto Mono" w:hAnsi="Roboto Mono"/>
-          <w:sz w:val="24"/>
         </w:rPr>
       </w:pPr>
     </w:p>
@@ -1669,7 +1190,6 @@
         </w:rPr>
         <w:t xml:space="preserve"># Source: </w:t>
       </w:r>
-      <w:proofErr w:type="spellStart"/>
       <w:r>
         <w:rPr>
           <w:b/>
@@ -1679,7 +1199,6 @@
         </w:rPr>
         <w:t>ScreenShot</w:t>
       </w:r>
-      <w:proofErr w:type="spellEnd"/>
       <w:r>
         <w:rPr>
           <w:sz w:val="18"/>
@@ -1715,23 +1234,7 @@
           <w:sz w:val="18"/>
           <w:highlight w:val="lightGray"/>
         </w:rPr>
-        <w:t xml:space="preserve"> [Persons Table -&gt; ID Column: 1, </w:t>
-      </w:r>
-      <w:proofErr w:type="spellStart"/>
-      <w:r>
-        <w:rPr>
-          <w:sz w:val="18"/>
-          <w:highlight w:val="lightGray"/>
-        </w:rPr>
-        <w:t>Name_En</w:t>
-      </w:r>
-      <w:proofErr w:type="spellEnd"/>
-      <w:r>
-        <w:rPr>
-          <w:sz w:val="18"/>
-          <w:highlight w:val="lightGray"/>
-        </w:rPr>
-        <w:t xml:space="preserve"> Column: Motasem Essam] -&gt; </w:t>
+        <w:t xml:space="preserve"> [Persons Table -&gt; ID Column: 1, Name_En Column: Motasem Essam] -&gt; </w:t>
       </w:r>
       <w:r>
         <w:rPr>
@@ -1746,23 +1249,7 @@
           <w:sz w:val="18"/>
           <w:highlight w:val="lightGray"/>
         </w:rPr>
-        <w:t xml:space="preserve"> [Automation Table -&gt; ID Column: 16, </w:t>
-      </w:r>
-      <w:proofErr w:type="spellStart"/>
-      <w:r>
-        <w:rPr>
-          <w:sz w:val="18"/>
-          <w:highlight w:val="lightGray"/>
-        </w:rPr>
-        <w:t>Name_En</w:t>
-      </w:r>
-      <w:proofErr w:type="spellEnd"/>
-      <w:r>
-        <w:rPr>
-          <w:sz w:val="18"/>
-          <w:highlight w:val="lightGray"/>
-        </w:rPr>
-        <w:t xml:space="preserve"> Column: Screen Capture] -&gt; </w:t>
+        <w:t xml:space="preserve"> [Automation Table -&gt; ID Column: 16, Name_En Column: Screen Capture] -&gt; </w:t>
       </w:r>
       <w:r>
         <w:rPr>
@@ -1779,25 +1266,7 @@
           <w:sz w:val="18"/>
           <w:highlight w:val="lightGray"/>
         </w:rPr>
-        <w:t xml:space="preserve">[Operating System: Wampserver64 -&gt; </w:t>
-      </w:r>
-      <w:proofErr w:type="spellStart"/>
-      <w:r>
-        <w:rPr>
-          <w:color w:val="000000"/>
-          <w:sz w:val="18"/>
-          <w:highlight w:val="lightGray"/>
-        </w:rPr>
-        <w:t>phpmyadmin</w:t>
-      </w:r>
-      <w:proofErr w:type="spellEnd"/>
-      <w:r>
-        <w:rPr>
-          <w:color w:val="000000"/>
-          <w:sz w:val="18"/>
-          <w:highlight w:val="lightGray"/>
-        </w:rPr>
-        <w:t>]</w:t>
+        <w:t>[Operating System: Wampserver64 -&gt; phpmyadmin]</w:t>
       </w:r>
       <w:r>
         <w:rPr>
@@ -1835,9 +1304,8 @@
         <w:rPr>
           <w:noProof/>
         </w:rPr>
-        <w:lastRenderedPageBreak/>
         <w:drawing>
-          <wp:inline distT="0" distB="0" distL="0" distR="0" wp14:anchorId="2CE71A94" wp14:editId="1D42F506">
+          <wp:inline distT="0" distB="0" distL="0" distR="0" wp14:anchorId="1C02170F" wp14:editId="173B4F5A">
             <wp:extent cx="5943600" cy="2020570"/>
             <wp:effectExtent l="0" t="0" r="0" b="0"/>
             <wp:docPr id="1941569235" name="Picture 11"/>
@@ -1896,21 +1364,7 @@
         <w:rPr>
           <w:rFonts w:ascii="Roboto Mono" w:hAnsi="Roboto Mono"/>
         </w:rPr>
-        <w:t xml:space="preserve">DROP DATABASE </w:t>
-      </w:r>
-      <w:proofErr w:type="spellStart"/>
-      <w:r>
-        <w:rPr>
-          <w:rFonts w:ascii="Roboto Mono" w:hAnsi="Roboto Mono"/>
-        </w:rPr>
-        <w:t>CompanyDB</w:t>
-      </w:r>
-      <w:proofErr w:type="spellEnd"/>
-      <w:r>
-        <w:rPr>
-          <w:rFonts w:ascii="Roboto Mono" w:hAnsi="Roboto Mono"/>
-        </w:rPr>
-        <w:t>;</w:t>
+        <w:t>DROP DATABASE CompanyDB;</w:t>
       </w:r>
     </w:p>
     <w:p/>
@@ -1918,9 +1372,6 @@
       <w:pPr>
         <w:rPr>
           <w:rFonts w:ascii="Roboto Mono" w:hAnsi="Roboto Mono"/>
-          <w:sz w:val="24"/>
-          <w:szCs w:val="24"/>
-          <w:lang w:val="en-US"/>
         </w:rPr>
       </w:pPr>
       <w:r>
@@ -1928,7 +1379,7 @@
           <w:noProof/>
         </w:rPr>
         <w:drawing>
-          <wp:inline distT="0" distB="0" distL="0" distR="0" wp14:anchorId="2FBD0E45" wp14:editId="5F0B4D92">
+          <wp:inline distT="0" distB="0" distL="0" distR="0" wp14:anchorId="595FEC50" wp14:editId="4FF990E1">
             <wp:extent cx="5943600" cy="1757680"/>
             <wp:effectExtent l="0" t="0" r="0" b="0"/>
             <wp:docPr id="1994841627" name="Picture 12"/>
@@ -1981,19 +1432,13 @@
       <w:pPr>
         <w:rPr>
           <w:rFonts w:ascii="Roboto Mono" w:hAnsi="Roboto Mono"/>
-          <w:sz w:val="24"/>
-          <w:szCs w:val="24"/>
-          <w:lang w:val="en-US"/>
-        </w:rPr>
-      </w:pPr>
-      <w:r>
-        <w:rPr>
-          <w:rFonts w:ascii="Roboto Mono" w:hAnsi="Roboto Mono"/>
-          <w:sz w:val="24"/>
-          <w:szCs w:val="24"/>
-          <w:lang w:val="en-US"/>
-        </w:rPr>
-        <w:pict w14:anchorId="759CD909">
+        </w:rPr>
+      </w:pPr>
+      <w:r>
+        <w:rPr>
+          <w:rFonts w:ascii="Roboto Mono" w:hAnsi="Roboto Mono"/>
+        </w:rPr>
+        <w:pict w14:anchorId="20800147">
           <v:rect id="_x0000_i1026" style="width:0;height:1.5pt" o:hralign="center" o:hrstd="t" o:hr="t" fillcolor="#a0a0a0" stroked="f"/>
         </w:pict>
       </w:r>
@@ -2001,23 +1446,12 @@
     <w:p>
       <w:pPr>
         <w:pStyle w:val="Heading2"/>
-        <w:rPr>
-          <w:lang w:val="en-US"/>
-        </w:rPr>
-      </w:pPr>
-      <w:r>
-        <w:rPr>
-          <w:lang w:val="en-US"/>
-        </w:rPr>
+      </w:pPr>
+      <w:r>
         <w:t>Important Notes</w:t>
       </w:r>
     </w:p>
     <w:p>
-      <w:pPr>
-        <w:rPr>
-          <w:lang w:val="en-US"/>
-        </w:rPr>
-      </w:pPr>
       <w:r>
         <w:rPr>
           <w:b/>
@@ -2033,25 +1467,7 @@
           <w:sz w:val="18"/>
           <w:highlight w:val="lightGray"/>
         </w:rPr>
-        <w:t xml:space="preserve">: Persons Table -&gt; ID Column: 1, </w:t>
-      </w:r>
-      <w:proofErr w:type="spellStart"/>
-      <w:r>
-        <w:rPr>
-          <w:color w:val="000000"/>
-          <w:sz w:val="18"/>
-          <w:highlight w:val="lightGray"/>
-        </w:rPr>
-        <w:t>Name_En</w:t>
-      </w:r>
-      <w:proofErr w:type="spellEnd"/>
-      <w:r>
-        <w:rPr>
-          <w:color w:val="000000"/>
-          <w:sz w:val="18"/>
-          <w:highlight w:val="lightGray"/>
-        </w:rPr>
-        <w:t xml:space="preserve"> Column: Motasem Essam] -&gt; </w:t>
+        <w:t xml:space="preserve">: Persons Table -&gt; ID Column: 1, Name_En Column: Motasem Essam] -&gt; </w:t>
       </w:r>
       <w:r>
         <w:rPr>
@@ -2092,21 +1508,16 @@
       <w:pPr>
         <w:numPr>
           <w:ilvl w:val="0"/>
-          <w:numId w:val="2"/>
+          <w:numId w:val="1"/>
         </w:numPr>
-        <w:rPr>
-          <w:rFonts w:ascii="Roboto Mono" w:hAnsi="Roboto Mono"/>
-          <w:sz w:val="24"/>
-          <w:szCs w:val="24"/>
-          <w:lang w:val="en-US"/>
-        </w:rPr>
-      </w:pPr>
-      <w:r>
-        <w:rPr>
-          <w:rFonts w:ascii="Roboto Mono" w:hAnsi="Roboto Mono"/>
-          <w:sz w:val="24"/>
-          <w:szCs w:val="24"/>
-          <w:lang w:val="en-US"/>
+        <w:spacing w:after="0" w:line="276" w:lineRule="auto"/>
+        <w:rPr>
+          <w:rFonts w:ascii="Roboto Mono" w:hAnsi="Roboto Mono"/>
+        </w:rPr>
+      </w:pPr>
+      <w:r>
+        <w:rPr>
+          <w:rFonts w:ascii="Roboto Mono" w:hAnsi="Roboto Mono"/>
         </w:rPr>
         <w:t>You usually need administrative privileges to create or drop databases.</w:t>
       </w:r>
@@ -2115,21 +1526,16 @@
       <w:pPr>
         <w:numPr>
           <w:ilvl w:val="0"/>
-          <w:numId w:val="2"/>
+          <w:numId w:val="1"/>
         </w:numPr>
-        <w:rPr>
-          <w:rFonts w:ascii="Roboto Mono" w:hAnsi="Roboto Mono"/>
-          <w:sz w:val="24"/>
-          <w:szCs w:val="24"/>
-          <w:lang w:val="en-US"/>
-        </w:rPr>
-      </w:pPr>
-      <w:r>
-        <w:rPr>
-          <w:rFonts w:ascii="Roboto Mono" w:hAnsi="Roboto Mono"/>
-          <w:sz w:val="24"/>
-          <w:szCs w:val="24"/>
-          <w:lang w:val="en-US"/>
+        <w:spacing w:after="0" w:line="276" w:lineRule="auto"/>
+        <w:rPr>
+          <w:rFonts w:ascii="Roboto Mono" w:hAnsi="Roboto Mono"/>
+        </w:rPr>
+      </w:pPr>
+      <w:r>
+        <w:rPr>
+          <w:rFonts w:ascii="Roboto Mono" w:hAnsi="Roboto Mono"/>
         </w:rPr>
         <w:t>DROP DATABASE is irreversible in most systems unless you have a backup.</w:t>
       </w:r>
@@ -2138,21 +1544,16 @@
       <w:pPr>
         <w:numPr>
           <w:ilvl w:val="0"/>
-          <w:numId w:val="2"/>
+          <w:numId w:val="1"/>
         </w:numPr>
-        <w:rPr>
-          <w:rFonts w:ascii="Roboto Mono" w:hAnsi="Roboto Mono"/>
-          <w:sz w:val="24"/>
-          <w:szCs w:val="24"/>
-          <w:lang w:val="en-US"/>
-        </w:rPr>
-      </w:pPr>
-      <w:r>
-        <w:rPr>
-          <w:rFonts w:ascii="Roboto Mono" w:hAnsi="Roboto Mono"/>
-          <w:sz w:val="24"/>
-          <w:szCs w:val="24"/>
-          <w:lang w:val="en-US"/>
+        <w:spacing w:after="0" w:line="276" w:lineRule="auto"/>
+        <w:rPr>
+          <w:rFonts w:ascii="Roboto Mono" w:hAnsi="Roboto Mono"/>
+        </w:rPr>
+      </w:pPr>
+      <w:r>
+        <w:rPr>
+          <w:rFonts w:ascii="Roboto Mono" w:hAnsi="Roboto Mono"/>
         </w:rPr>
         <w:t>Some SQL systems support conditional statements:</w:t>
       </w:r>
@@ -2161,9 +1562,6 @@
       <w:pPr>
         <w:rPr>
           <w:rFonts w:ascii="Roboto Mono" w:hAnsi="Roboto Mono"/>
-          <w:sz w:val="24"/>
-          <w:szCs w:val="24"/>
-          <w:lang w:val="en-US"/>
         </w:rPr>
       </w:pPr>
       <w:r>
@@ -2171,7 +1569,7 @@
           <w:noProof/>
         </w:rPr>
         <w:drawing>
-          <wp:inline distT="0" distB="0" distL="0" distR="0" wp14:anchorId="0F5666B4" wp14:editId="08731ACE">
+          <wp:inline distT="0" distB="0" distL="0" distR="0" wp14:anchorId="3437DD15" wp14:editId="5E294432">
             <wp:extent cx="5943600" cy="637540"/>
             <wp:effectExtent l="0" t="0" r="0" b="0"/>
             <wp:docPr id="1566840699" name="Picture 18"/>
@@ -2224,48 +1622,19 @@
       <w:pPr>
         <w:rPr>
           <w:rFonts w:ascii="Roboto Mono" w:hAnsi="Roboto Mono"/>
-          <w:sz w:val="24"/>
-          <w:szCs w:val="24"/>
-          <w:lang w:val="en-US"/>
-        </w:rPr>
-      </w:pPr>
-      <w:r>
-        <w:rPr>
-          <w:rFonts w:ascii="Roboto Mono" w:hAnsi="Roboto Mono"/>
-          <w:sz w:val="24"/>
-          <w:szCs w:val="24"/>
-          <w:lang w:val="en-US"/>
-        </w:rPr>
-        <w:t xml:space="preserve">CREATE DATABASE IF NOT EXISTS </w:t>
-      </w:r>
-      <w:proofErr w:type="spellStart"/>
-      <w:r>
-        <w:rPr>
-          <w:rFonts w:ascii="Roboto Mono" w:hAnsi="Roboto Mono"/>
-          <w:sz w:val="24"/>
-          <w:szCs w:val="24"/>
-          <w:lang w:val="en-US"/>
-        </w:rPr>
-        <w:t>CompanyDB</w:t>
-      </w:r>
-      <w:proofErr w:type="spellEnd"/>
-      <w:r>
-        <w:rPr>
-          <w:rFonts w:ascii="Roboto Mono" w:hAnsi="Roboto Mono"/>
-          <w:sz w:val="24"/>
-          <w:szCs w:val="24"/>
-          <w:lang w:val="en-US"/>
-        </w:rPr>
-        <w:t>;</w:t>
-      </w:r>
-    </w:p>
-    <w:p>
-      <w:pPr>
-        <w:rPr>
-          <w:rFonts w:ascii="Roboto Mono" w:hAnsi="Roboto Mono"/>
-          <w:sz w:val="24"/>
-          <w:szCs w:val="24"/>
-          <w:lang w:val="en-US"/>
+        </w:rPr>
+      </w:pPr>
+      <w:r>
+        <w:rPr>
+          <w:rFonts w:ascii="Roboto Mono" w:hAnsi="Roboto Mono"/>
+        </w:rPr>
+        <w:t>CREATE DATABASE IF NOT EXISTS CompanyDB;</w:t>
+      </w:r>
+    </w:p>
+    <w:p>
+      <w:pPr>
+        <w:rPr>
+          <w:rFonts w:ascii="Roboto Mono" w:hAnsi="Roboto Mono"/>
         </w:rPr>
       </w:pPr>
       <w:r>
@@ -2273,7 +1642,7 @@
           <w:noProof/>
         </w:rPr>
         <w:drawing>
-          <wp:inline distT="0" distB="0" distL="0" distR="0" wp14:anchorId="07BBB080" wp14:editId="69493309">
+          <wp:inline distT="0" distB="0" distL="0" distR="0" wp14:anchorId="702A1CA2" wp14:editId="1A997754">
             <wp:extent cx="5943600" cy="597535"/>
             <wp:effectExtent l="0" t="0" r="0" b="0"/>
             <wp:docPr id="1509338013" name="Picture 19"/>
@@ -2326,66 +1695,34 @@
       <w:pPr>
         <w:rPr>
           <w:rFonts w:ascii="Roboto Mono" w:hAnsi="Roboto Mono"/>
-          <w:sz w:val="24"/>
-          <w:szCs w:val="24"/>
-          <w:lang w:val="en-US"/>
-        </w:rPr>
-      </w:pPr>
-      <w:r>
-        <w:rPr>
-          <w:rFonts w:ascii="Roboto Mono" w:hAnsi="Roboto Mono"/>
-          <w:sz w:val="24"/>
-          <w:szCs w:val="24"/>
-          <w:lang w:val="en-US"/>
-        </w:rPr>
-        <w:lastRenderedPageBreak/>
-        <w:t xml:space="preserve">DROP DATABASE IF EXISTS </w:t>
-      </w:r>
-      <w:proofErr w:type="spellStart"/>
-      <w:r>
-        <w:rPr>
-          <w:rFonts w:ascii="Roboto Mono" w:hAnsi="Roboto Mono"/>
-          <w:sz w:val="24"/>
-          <w:szCs w:val="24"/>
-          <w:lang w:val="en-US"/>
-        </w:rPr>
-        <w:t>CompanyDB</w:t>
-      </w:r>
-      <w:proofErr w:type="spellEnd"/>
-      <w:r>
-        <w:rPr>
-          <w:rFonts w:ascii="Roboto Mono" w:hAnsi="Roboto Mono"/>
-          <w:sz w:val="24"/>
-          <w:szCs w:val="24"/>
-          <w:lang w:val="en-US"/>
-        </w:rPr>
-        <w:t>;</w:t>
-      </w:r>
-    </w:p>
-    <w:p>
-      <w:pPr>
-        <w:rPr>
-          <w:rFonts w:ascii="Roboto Mono" w:hAnsi="Roboto Mono"/>
-          <w:sz w:val="24"/>
-          <w:szCs w:val="24"/>
-          <w:lang w:val="en-US"/>
-        </w:rPr>
-      </w:pPr>
-      <w:r>
-        <w:rPr>
-          <w:rFonts w:ascii="Roboto Mono" w:hAnsi="Roboto Mono"/>
-          <w:sz w:val="24"/>
-          <w:szCs w:val="24"/>
-          <w:lang w:val="en-US"/>
+        </w:rPr>
+      </w:pPr>
+      <w:r>
+        <w:rPr>
+          <w:rFonts w:ascii="Roboto Mono" w:hAnsi="Roboto Mono"/>
+        </w:rPr>
+        <w:t>DROP DATABASE IF EXISTS CompanyDB;</w:t>
+      </w:r>
+    </w:p>
+    <w:p>
+      <w:pPr>
+        <w:rPr>
+          <w:rFonts w:ascii="Roboto Mono" w:hAnsi="Roboto Mono"/>
+        </w:rPr>
+      </w:pPr>
+      <w:r>
+        <w:rPr>
+          <w:rFonts w:ascii="Roboto Mono" w:hAnsi="Roboto Mono"/>
         </w:rPr>
         <w:t>These help avoid errors if the database already exists or does not exist.</w:t>
       </w:r>
     </w:p>
+    <w:p/>
     <w:sectPr>
       <w:pgSz w:w="12240" w:h="15840"/>
       <w:pgMar w:top="1440" w:right="1440" w:bottom="1440" w:left="1440" w:header="720" w:footer="720" w:gutter="0"/>
-      <w:pgNumType w:start="1"/>
       <w:cols w:space="720"/>
+      <w:docGrid w:linePitch="360"/>
     </w:sectPr>
   </w:body>
 </w:document>
@@ -2542,159 +1879,7 @@
       </w:rPr>
     </w:lvl>
   </w:abstractNum>
-  <w:abstractNum w:abstractNumId="1" w15:restartNumberingAfterBreak="0">
-    <w:nsid w:val="2F290739"/>
-    <w:multiLevelType w:val="multilevel"/>
-    <w:tmpl w:val="6A06EEEA"/>
-    <w:lvl w:ilvl="0">
-      <w:start w:val="1"/>
-      <w:numFmt w:val="bullet"/>
-      <w:lvlText w:val=""/>
-      <w:lvlJc w:val="left"/>
-      <w:pPr>
-        <w:tabs>
-          <w:tab w:val="num" w:pos="720"/>
-        </w:tabs>
-        <w:ind w:left="720" w:hanging="360"/>
-      </w:pPr>
-      <w:rPr>
-        <w:rFonts w:ascii="Symbol" w:hAnsi="Symbol" w:hint="default"/>
-        <w:sz w:val="20"/>
-      </w:rPr>
-    </w:lvl>
-    <w:lvl w:ilvl="1" w:tentative="1">
-      <w:start w:val="1"/>
-      <w:numFmt w:val="bullet"/>
-      <w:lvlText w:val="o"/>
-      <w:lvlJc w:val="left"/>
-      <w:pPr>
-        <w:tabs>
-          <w:tab w:val="num" w:pos="1440"/>
-        </w:tabs>
-        <w:ind w:left="1440" w:hanging="360"/>
-      </w:pPr>
-      <w:rPr>
-        <w:rFonts w:ascii="Courier New" w:hAnsi="Courier New" w:hint="default"/>
-        <w:sz w:val="20"/>
-      </w:rPr>
-    </w:lvl>
-    <w:lvl w:ilvl="2" w:tentative="1">
-      <w:start w:val="1"/>
-      <w:numFmt w:val="bullet"/>
-      <w:lvlText w:val=""/>
-      <w:lvlJc w:val="left"/>
-      <w:pPr>
-        <w:tabs>
-          <w:tab w:val="num" w:pos="2160"/>
-        </w:tabs>
-        <w:ind w:left="2160" w:hanging="360"/>
-      </w:pPr>
-      <w:rPr>
-        <w:rFonts w:ascii="Wingdings" w:hAnsi="Wingdings" w:hint="default"/>
-        <w:sz w:val="20"/>
-      </w:rPr>
-    </w:lvl>
-    <w:lvl w:ilvl="3" w:tentative="1">
-      <w:start w:val="1"/>
-      <w:numFmt w:val="bullet"/>
-      <w:lvlText w:val=""/>
-      <w:lvlJc w:val="left"/>
-      <w:pPr>
-        <w:tabs>
-          <w:tab w:val="num" w:pos="2880"/>
-        </w:tabs>
-        <w:ind w:left="2880" w:hanging="360"/>
-      </w:pPr>
-      <w:rPr>
-        <w:rFonts w:ascii="Wingdings" w:hAnsi="Wingdings" w:hint="default"/>
-        <w:sz w:val="20"/>
-      </w:rPr>
-    </w:lvl>
-    <w:lvl w:ilvl="4" w:tentative="1">
-      <w:start w:val="1"/>
-      <w:numFmt w:val="bullet"/>
-      <w:lvlText w:val=""/>
-      <w:lvlJc w:val="left"/>
-      <w:pPr>
-        <w:tabs>
-          <w:tab w:val="num" w:pos="3600"/>
-        </w:tabs>
-        <w:ind w:left="3600" w:hanging="360"/>
-      </w:pPr>
-      <w:rPr>
-        <w:rFonts w:ascii="Wingdings" w:hAnsi="Wingdings" w:hint="default"/>
-        <w:sz w:val="20"/>
-      </w:rPr>
-    </w:lvl>
-    <w:lvl w:ilvl="5" w:tentative="1">
-      <w:start w:val="1"/>
-      <w:numFmt w:val="bullet"/>
-      <w:lvlText w:val=""/>
-      <w:lvlJc w:val="left"/>
-      <w:pPr>
-        <w:tabs>
-          <w:tab w:val="num" w:pos="4320"/>
-        </w:tabs>
-        <w:ind w:left="4320" w:hanging="360"/>
-      </w:pPr>
-      <w:rPr>
-        <w:rFonts w:ascii="Wingdings" w:hAnsi="Wingdings" w:hint="default"/>
-        <w:sz w:val="20"/>
-      </w:rPr>
-    </w:lvl>
-    <w:lvl w:ilvl="6" w:tentative="1">
-      <w:start w:val="1"/>
-      <w:numFmt w:val="bullet"/>
-      <w:lvlText w:val=""/>
-      <w:lvlJc w:val="left"/>
-      <w:pPr>
-        <w:tabs>
-          <w:tab w:val="num" w:pos="5040"/>
-        </w:tabs>
-        <w:ind w:left="5040" w:hanging="360"/>
-      </w:pPr>
-      <w:rPr>
-        <w:rFonts w:ascii="Wingdings" w:hAnsi="Wingdings" w:hint="default"/>
-        <w:sz w:val="20"/>
-      </w:rPr>
-    </w:lvl>
-    <w:lvl w:ilvl="7" w:tentative="1">
-      <w:start w:val="1"/>
-      <w:numFmt w:val="bullet"/>
-      <w:lvlText w:val=""/>
-      <w:lvlJc w:val="left"/>
-      <w:pPr>
-        <w:tabs>
-          <w:tab w:val="num" w:pos="5760"/>
-        </w:tabs>
-        <w:ind w:left="5760" w:hanging="360"/>
-      </w:pPr>
-      <w:rPr>
-        <w:rFonts w:ascii="Wingdings" w:hAnsi="Wingdings" w:hint="default"/>
-        <w:sz w:val="20"/>
-      </w:rPr>
-    </w:lvl>
-    <w:lvl w:ilvl="8" w:tentative="1">
-      <w:start w:val="1"/>
-      <w:numFmt w:val="bullet"/>
-      <w:lvlText w:val=""/>
-      <w:lvlJc w:val="left"/>
-      <w:pPr>
-        <w:tabs>
-          <w:tab w:val="num" w:pos="6480"/>
-        </w:tabs>
-        <w:ind w:left="6480" w:hanging="360"/>
-      </w:pPr>
-      <w:rPr>
-        <w:rFonts w:ascii="Wingdings" w:hAnsi="Wingdings" w:hint="default"/>
-        <w:sz w:val="20"/>
-      </w:rPr>
-    </w:lvl>
-  </w:abstractNum>
-  <w:num w:numId="1" w16cid:durableId="43870769">
-    <w:abstractNumId w:val="1"/>
-  </w:num>
-  <w:num w:numId="2" w16cid:durableId="1162308849">
+  <w:num w:numId="1" w16cid:durableId="1162308849">
     <w:abstractNumId w:val="0"/>
   </w:num>
 </w:numbering>
@@ -2705,15 +1890,17 @@
   <w:docDefaults>
     <w:rPrDefault>
       <w:rPr>
-        <w:rFonts w:ascii="Arial" w:eastAsia="Arial" w:hAnsi="Arial" w:cs="Arial"/>
-        <w:sz w:val="22"/>
-        <w:szCs w:val="22"/>
-        <w:lang w:val="en" w:eastAsia="en-US" w:bidi="ar-SA"/>
+        <w:rFonts w:asciiTheme="minorHAnsi" w:eastAsiaTheme="minorHAnsi" w:hAnsiTheme="minorHAnsi" w:cstheme="minorBidi"/>
+        <w:kern w:val="2"/>
+        <w:sz w:val="24"/>
+        <w:szCs w:val="24"/>
+        <w:lang w:val="en-US" w:eastAsia="en-US" w:bidi="ar-SA"/>
+        <w14:ligatures w14:val="standardContextual"/>
       </w:rPr>
     </w:rPrDefault>
     <w:pPrDefault>
       <w:pPr>
-        <w:spacing w:line="276" w:lineRule="auto"/>
+        <w:spacing w:after="160" w:line="278" w:lineRule="auto"/>
       </w:pPr>
     </w:pPrDefault>
   </w:docDefaults>
@@ -3098,21 +2285,24 @@
   <w:style w:type="paragraph" w:default="1" w:styleId="Normal">
     <w:name w:val="Normal"/>
     <w:qFormat/>
-    <w:rsid w:val="005E0734"/>
   </w:style>
   <w:style w:type="paragraph" w:styleId="Heading1">
     <w:name w:val="heading 1"/>
     <w:basedOn w:val="Normal"/>
     <w:next w:val="Normal"/>
+    <w:link w:val="Heading1Char"/>
     <w:uiPriority w:val="9"/>
     <w:qFormat/>
+    <w:rsid w:val="008A2947"/>
     <w:pPr>
       <w:keepNext/>
       <w:keepLines/>
-      <w:spacing w:before="400" w:after="120"/>
+      <w:spacing w:before="360" w:after="80"/>
       <w:outlineLvl w:val="0"/>
     </w:pPr>
     <w:rPr>
+      <w:rFonts w:asciiTheme="majorHAnsi" w:eastAsiaTheme="majorEastAsia" w:hAnsiTheme="majorHAnsi" w:cstheme="majorBidi"/>
+      <w:color w:val="2F5496" w:themeColor="accent1" w:themeShade="BF"/>
       <w:sz w:val="40"/>
       <w:szCs w:val="40"/>
     </w:rPr>
@@ -3121,16 +2311,20 @@
     <w:name w:val="heading 2"/>
     <w:basedOn w:val="Normal"/>
     <w:next w:val="Normal"/>
+    <w:link w:val="Heading2Char"/>
     <w:uiPriority w:val="9"/>
     <w:unhideWhenUsed/>
     <w:qFormat/>
+    <w:rsid w:val="008A2947"/>
     <w:pPr>
       <w:keepNext/>
       <w:keepLines/>
-      <w:spacing w:before="360" w:after="120"/>
+      <w:spacing w:before="160" w:after="80"/>
       <w:outlineLvl w:val="1"/>
     </w:pPr>
     <w:rPr>
+      <w:rFonts w:asciiTheme="majorHAnsi" w:eastAsiaTheme="majorEastAsia" w:hAnsiTheme="majorHAnsi" w:cstheme="majorBidi"/>
+      <w:color w:val="2F5496" w:themeColor="accent1" w:themeShade="BF"/>
       <w:sz w:val="32"/>
       <w:szCs w:val="32"/>
     </w:rPr>
@@ -3143,14 +2337,16 @@
     <w:uiPriority w:val="9"/>
     <w:unhideWhenUsed/>
     <w:qFormat/>
+    <w:rsid w:val="008A2947"/>
     <w:pPr>
       <w:keepNext/>
       <w:keepLines/>
-      <w:spacing w:before="320" w:after="80"/>
+      <w:spacing w:before="160" w:after="80"/>
       <w:outlineLvl w:val="2"/>
     </w:pPr>
     <w:rPr>
-      <w:color w:val="434343"/>
+      <w:rFonts w:eastAsiaTheme="majorEastAsia" w:cstheme="majorBidi"/>
+      <w:color w:val="2F5496" w:themeColor="accent1" w:themeShade="BF"/>
       <w:sz w:val="28"/>
       <w:szCs w:val="28"/>
     </w:rPr>
@@ -3163,54 +2359,127 @@
     <w:uiPriority w:val="9"/>
     <w:unhideWhenUsed/>
     <w:qFormat/>
+    <w:rsid w:val="008A2947"/>
     <w:pPr>
       <w:keepNext/>
       <w:keepLines/>
-      <w:spacing w:before="280" w:after="80"/>
+      <w:spacing w:before="80" w:after="40"/>
       <w:outlineLvl w:val="3"/>
     </w:pPr>
     <w:rPr>
-      <w:color w:val="666666"/>
-      <w:sz w:val="24"/>
-      <w:szCs w:val="24"/>
+      <w:rFonts w:eastAsiaTheme="majorEastAsia" w:cstheme="majorBidi"/>
+      <w:i/>
+      <w:iCs/>
+      <w:color w:val="2F5496" w:themeColor="accent1" w:themeShade="BF"/>
     </w:rPr>
   </w:style>
   <w:style w:type="paragraph" w:styleId="Heading5">
     <w:name w:val="heading 5"/>
     <w:basedOn w:val="Normal"/>
     <w:next w:val="Normal"/>
+    <w:link w:val="Heading5Char"/>
     <w:uiPriority w:val="9"/>
     <w:semiHidden/>
     <w:unhideWhenUsed/>
     <w:qFormat/>
+    <w:rsid w:val="008A2947"/>
     <w:pPr>
       <w:keepNext/>
       <w:keepLines/>
-      <w:spacing w:before="240" w:after="80"/>
+      <w:spacing w:before="80" w:after="40"/>
       <w:outlineLvl w:val="4"/>
     </w:pPr>
     <w:rPr>
-      <w:color w:val="666666"/>
+      <w:rFonts w:eastAsiaTheme="majorEastAsia" w:cstheme="majorBidi"/>
+      <w:color w:val="2F5496" w:themeColor="accent1" w:themeShade="BF"/>
     </w:rPr>
   </w:style>
   <w:style w:type="paragraph" w:styleId="Heading6">
     <w:name w:val="heading 6"/>
     <w:basedOn w:val="Normal"/>
     <w:next w:val="Normal"/>
+    <w:link w:val="Heading6Char"/>
     <w:uiPriority w:val="9"/>
     <w:semiHidden/>
     <w:unhideWhenUsed/>
     <w:qFormat/>
+    <w:rsid w:val="008A2947"/>
     <w:pPr>
       <w:keepNext/>
       <w:keepLines/>
-      <w:spacing w:before="240" w:after="80"/>
+      <w:spacing w:before="40" w:after="0"/>
       <w:outlineLvl w:val="5"/>
     </w:pPr>
     <w:rPr>
+      <w:rFonts w:eastAsiaTheme="majorEastAsia" w:cstheme="majorBidi"/>
       <w:i/>
       <w:iCs/>
-      <w:color w:val="666666"/>
+      <w:color w:val="595959" w:themeColor="text1" w:themeTint="A6"/>
+    </w:rPr>
+  </w:style>
+  <w:style w:type="paragraph" w:styleId="Heading7">
+    <w:name w:val="heading 7"/>
+    <w:basedOn w:val="Normal"/>
+    <w:next w:val="Normal"/>
+    <w:link w:val="Heading7Char"/>
+    <w:uiPriority w:val="9"/>
+    <w:semiHidden/>
+    <w:unhideWhenUsed/>
+    <w:qFormat/>
+    <w:rsid w:val="008A2947"/>
+    <w:pPr>
+      <w:keepNext/>
+      <w:keepLines/>
+      <w:spacing w:before="40" w:after="0"/>
+      <w:outlineLvl w:val="6"/>
+    </w:pPr>
+    <w:rPr>
+      <w:rFonts w:eastAsiaTheme="majorEastAsia" w:cstheme="majorBidi"/>
+      <w:color w:val="595959" w:themeColor="text1" w:themeTint="A6"/>
+    </w:rPr>
+  </w:style>
+  <w:style w:type="paragraph" w:styleId="Heading8">
+    <w:name w:val="heading 8"/>
+    <w:basedOn w:val="Normal"/>
+    <w:next w:val="Normal"/>
+    <w:link w:val="Heading8Char"/>
+    <w:uiPriority w:val="9"/>
+    <w:semiHidden/>
+    <w:unhideWhenUsed/>
+    <w:qFormat/>
+    <w:rsid w:val="008A2947"/>
+    <w:pPr>
+      <w:keepNext/>
+      <w:keepLines/>
+      <w:spacing w:after="0"/>
+      <w:outlineLvl w:val="7"/>
+    </w:pPr>
+    <w:rPr>
+      <w:rFonts w:eastAsiaTheme="majorEastAsia" w:cstheme="majorBidi"/>
+      <w:i/>
+      <w:iCs/>
+      <w:color w:val="272727" w:themeColor="text1" w:themeTint="D8"/>
+    </w:rPr>
+  </w:style>
+  <w:style w:type="paragraph" w:styleId="Heading9">
+    <w:name w:val="heading 9"/>
+    <w:basedOn w:val="Normal"/>
+    <w:next w:val="Normal"/>
+    <w:link w:val="Heading9Char"/>
+    <w:uiPriority w:val="9"/>
+    <w:semiHidden/>
+    <w:unhideWhenUsed/>
+    <w:qFormat/>
+    <w:rsid w:val="008A2947"/>
+    <w:pPr>
+      <w:keepNext/>
+      <w:keepLines/>
+      <w:spacing w:after="0"/>
+      <w:outlineLvl w:val="8"/>
+    </w:pPr>
+    <w:rPr>
+      <w:rFonts w:eastAsiaTheme="majorEastAsia" w:cstheme="majorBidi"/>
+      <w:color w:val="272727" w:themeColor="text1" w:themeTint="D8"/>
     </w:rPr>
   </w:style>
   <w:style w:type="character" w:default="1" w:styleId="DefaultParagraphFont">
@@ -3240,48 +2509,31 @@
     <w:semiHidden/>
     <w:unhideWhenUsed/>
   </w:style>
-  <w:style w:type="table" w:customStyle="1" w:styleId="TableNormal0">
-    <w:name w:val="TableNormal"/>
-    <w:tblPr>
-      <w:tblCellMar>
-        <w:top w:w="100" w:type="dxa"/>
-        <w:left w:w="100" w:type="dxa"/>
-        <w:bottom w:w="100" w:type="dxa"/>
-        <w:right w:w="100" w:type="dxa"/>
-      </w:tblCellMar>
-    </w:tblPr>
-  </w:style>
-  <w:style w:type="paragraph" w:styleId="Title">
-    <w:name w:val="Title"/>
-    <w:basedOn w:val="Normal"/>
-    <w:next w:val="Normal"/>
-    <w:uiPriority w:val="10"/>
-    <w:qFormat/>
-    <w:pPr>
-      <w:keepNext/>
-      <w:keepLines/>
-      <w:spacing w:after="60"/>
-    </w:pPr>
+  <w:style w:type="character" w:customStyle="1" w:styleId="Heading1Char">
+    <w:name w:val="Heading 1 Char"/>
+    <w:basedOn w:val="DefaultParagraphFont"/>
+    <w:link w:val="Heading1"/>
+    <w:uiPriority w:val="9"/>
+    <w:rsid w:val="008A2947"/>
     <w:rPr>
-      <w:sz w:val="52"/>
-      <w:szCs w:val="52"/>
+      <w:rFonts w:asciiTheme="majorHAnsi" w:eastAsiaTheme="majorEastAsia" w:hAnsiTheme="majorHAnsi" w:cstheme="majorBidi"/>
+      <w:color w:val="2F5496" w:themeColor="accent1" w:themeShade="BF"/>
+      <w:sz w:val="40"/>
+      <w:szCs w:val="40"/>
     </w:rPr>
   </w:style>
-  <w:style w:type="paragraph" w:styleId="Subtitle">
-    <w:name w:val="Subtitle"/>
-    <w:basedOn w:val="Normal"/>
-    <w:next w:val="Normal"/>
-    <w:uiPriority w:val="11"/>
-    <w:qFormat/>
-    <w:pPr>
-      <w:keepNext/>
-      <w:keepLines/>
-      <w:spacing w:after="320"/>
-    </w:pPr>
+  <w:style w:type="character" w:customStyle="1" w:styleId="Heading2Char">
+    <w:name w:val="Heading 2 Char"/>
+    <w:basedOn w:val="DefaultParagraphFont"/>
+    <w:link w:val="Heading2"/>
+    <w:uiPriority w:val="9"/>
+    <w:semiHidden/>
+    <w:rsid w:val="008A2947"/>
     <w:rPr>
-      <w:color w:val="666666"/>
-      <w:sz w:val="30"/>
-      <w:szCs w:val="30"/>
+      <w:rFonts w:asciiTheme="majorHAnsi" w:eastAsiaTheme="majorEastAsia" w:hAnsiTheme="majorHAnsi" w:cstheme="majorBidi"/>
+      <w:color w:val="2F5496" w:themeColor="accent1" w:themeShade="BF"/>
+      <w:sz w:val="32"/>
+      <w:szCs w:val="32"/>
     </w:rPr>
   </w:style>
   <w:style w:type="character" w:customStyle="1" w:styleId="Heading3Char">
@@ -3289,9 +2541,10 @@
     <w:basedOn w:val="DefaultParagraphFont"/>
     <w:link w:val="Heading3"/>
     <w:uiPriority w:val="9"/>
-    <w:rsid w:val="00BA7B60"/>
+    <w:rsid w:val="008A2947"/>
     <w:rPr>
-      <w:color w:val="434343"/>
+      <w:rFonts w:eastAsiaTheme="majorEastAsia" w:cstheme="majorBidi"/>
+      <w:color w:val="2F5496" w:themeColor="accent1" w:themeShade="BF"/>
       <w:sz w:val="28"/>
       <w:szCs w:val="28"/>
     </w:rPr>
@@ -3301,11 +2554,247 @@
     <w:basedOn w:val="DefaultParagraphFont"/>
     <w:link w:val="Heading4"/>
     <w:uiPriority w:val="9"/>
-    <w:rsid w:val="007C5644"/>
+    <w:rsid w:val="008A2947"/>
     <w:rPr>
-      <w:color w:val="666666"/>
-      <w:sz w:val="24"/>
-      <w:szCs w:val="24"/>
+      <w:rFonts w:eastAsiaTheme="majorEastAsia" w:cstheme="majorBidi"/>
+      <w:i/>
+      <w:iCs/>
+      <w:color w:val="2F5496" w:themeColor="accent1" w:themeShade="BF"/>
+    </w:rPr>
+  </w:style>
+  <w:style w:type="character" w:customStyle="1" w:styleId="Heading5Char">
+    <w:name w:val="Heading 5 Char"/>
+    <w:basedOn w:val="DefaultParagraphFont"/>
+    <w:link w:val="Heading5"/>
+    <w:uiPriority w:val="9"/>
+    <w:semiHidden/>
+    <w:rsid w:val="008A2947"/>
+    <w:rPr>
+      <w:rFonts w:eastAsiaTheme="majorEastAsia" w:cstheme="majorBidi"/>
+      <w:color w:val="2F5496" w:themeColor="accent1" w:themeShade="BF"/>
+    </w:rPr>
+  </w:style>
+  <w:style w:type="character" w:customStyle="1" w:styleId="Heading6Char">
+    <w:name w:val="Heading 6 Char"/>
+    <w:basedOn w:val="DefaultParagraphFont"/>
+    <w:link w:val="Heading6"/>
+    <w:uiPriority w:val="9"/>
+    <w:semiHidden/>
+    <w:rsid w:val="008A2947"/>
+    <w:rPr>
+      <w:rFonts w:eastAsiaTheme="majorEastAsia" w:cstheme="majorBidi"/>
+      <w:i/>
+      <w:iCs/>
+      <w:color w:val="595959" w:themeColor="text1" w:themeTint="A6"/>
+    </w:rPr>
+  </w:style>
+  <w:style w:type="character" w:customStyle="1" w:styleId="Heading7Char">
+    <w:name w:val="Heading 7 Char"/>
+    <w:basedOn w:val="DefaultParagraphFont"/>
+    <w:link w:val="Heading7"/>
+    <w:uiPriority w:val="9"/>
+    <w:semiHidden/>
+    <w:rsid w:val="008A2947"/>
+    <w:rPr>
+      <w:rFonts w:eastAsiaTheme="majorEastAsia" w:cstheme="majorBidi"/>
+      <w:color w:val="595959" w:themeColor="text1" w:themeTint="A6"/>
+    </w:rPr>
+  </w:style>
+  <w:style w:type="character" w:customStyle="1" w:styleId="Heading8Char">
+    <w:name w:val="Heading 8 Char"/>
+    <w:basedOn w:val="DefaultParagraphFont"/>
+    <w:link w:val="Heading8"/>
+    <w:uiPriority w:val="9"/>
+    <w:semiHidden/>
+    <w:rsid w:val="008A2947"/>
+    <w:rPr>
+      <w:rFonts w:eastAsiaTheme="majorEastAsia" w:cstheme="majorBidi"/>
+      <w:i/>
+      <w:iCs/>
+      <w:color w:val="272727" w:themeColor="text1" w:themeTint="D8"/>
+    </w:rPr>
+  </w:style>
+  <w:style w:type="character" w:customStyle="1" w:styleId="Heading9Char">
+    <w:name w:val="Heading 9 Char"/>
+    <w:basedOn w:val="DefaultParagraphFont"/>
+    <w:link w:val="Heading9"/>
+    <w:uiPriority w:val="9"/>
+    <w:semiHidden/>
+    <w:rsid w:val="008A2947"/>
+    <w:rPr>
+      <w:rFonts w:eastAsiaTheme="majorEastAsia" w:cstheme="majorBidi"/>
+      <w:color w:val="272727" w:themeColor="text1" w:themeTint="D8"/>
+    </w:rPr>
+  </w:style>
+  <w:style w:type="paragraph" w:styleId="Title">
+    <w:name w:val="Title"/>
+    <w:basedOn w:val="Normal"/>
+    <w:next w:val="Normal"/>
+    <w:link w:val="TitleChar"/>
+    <w:uiPriority w:val="10"/>
+    <w:qFormat/>
+    <w:rsid w:val="008A2947"/>
+    <w:pPr>
+      <w:spacing w:after="80" w:line="240" w:lineRule="auto"/>
+      <w:contextualSpacing/>
+    </w:pPr>
+    <w:rPr>
+      <w:rFonts w:asciiTheme="majorHAnsi" w:eastAsiaTheme="majorEastAsia" w:hAnsiTheme="majorHAnsi" w:cstheme="majorBidi"/>
+      <w:spacing w:val="-10"/>
+      <w:kern w:val="28"/>
+      <w:sz w:val="56"/>
+      <w:szCs w:val="56"/>
+    </w:rPr>
+  </w:style>
+  <w:style w:type="character" w:customStyle="1" w:styleId="TitleChar">
+    <w:name w:val="Title Char"/>
+    <w:basedOn w:val="DefaultParagraphFont"/>
+    <w:link w:val="Title"/>
+    <w:uiPriority w:val="10"/>
+    <w:rsid w:val="008A2947"/>
+    <w:rPr>
+      <w:rFonts w:asciiTheme="majorHAnsi" w:eastAsiaTheme="majorEastAsia" w:hAnsiTheme="majorHAnsi" w:cstheme="majorBidi"/>
+      <w:spacing w:val="-10"/>
+      <w:kern w:val="28"/>
+      <w:sz w:val="56"/>
+      <w:szCs w:val="56"/>
+    </w:rPr>
+  </w:style>
+  <w:style w:type="paragraph" w:styleId="Subtitle">
+    <w:name w:val="Subtitle"/>
+    <w:basedOn w:val="Normal"/>
+    <w:next w:val="Normal"/>
+    <w:link w:val="SubtitleChar"/>
+    <w:uiPriority w:val="11"/>
+    <w:qFormat/>
+    <w:rsid w:val="008A2947"/>
+    <w:pPr>
+      <w:numPr>
+        <w:ilvl w:val="1"/>
+      </w:numPr>
+    </w:pPr>
+    <w:rPr>
+      <w:rFonts w:eastAsiaTheme="majorEastAsia" w:cstheme="majorBidi"/>
+      <w:color w:val="595959" w:themeColor="text1" w:themeTint="A6"/>
+      <w:spacing w:val="15"/>
+      <w:sz w:val="28"/>
+      <w:szCs w:val="28"/>
+    </w:rPr>
+  </w:style>
+  <w:style w:type="character" w:customStyle="1" w:styleId="SubtitleChar">
+    <w:name w:val="Subtitle Char"/>
+    <w:basedOn w:val="DefaultParagraphFont"/>
+    <w:link w:val="Subtitle"/>
+    <w:uiPriority w:val="11"/>
+    <w:rsid w:val="008A2947"/>
+    <w:rPr>
+      <w:rFonts w:eastAsiaTheme="majorEastAsia" w:cstheme="majorBidi"/>
+      <w:color w:val="595959" w:themeColor="text1" w:themeTint="A6"/>
+      <w:spacing w:val="15"/>
+      <w:sz w:val="28"/>
+      <w:szCs w:val="28"/>
+    </w:rPr>
+  </w:style>
+  <w:style w:type="paragraph" w:styleId="Quote">
+    <w:name w:val="Quote"/>
+    <w:basedOn w:val="Normal"/>
+    <w:next w:val="Normal"/>
+    <w:link w:val="QuoteChar"/>
+    <w:uiPriority w:val="29"/>
+    <w:qFormat/>
+    <w:rsid w:val="008A2947"/>
+    <w:pPr>
+      <w:spacing w:before="160"/>
+      <w:jc w:val="center"/>
+    </w:pPr>
+    <w:rPr>
+      <w:i/>
+      <w:iCs/>
+      <w:color w:val="404040" w:themeColor="text1" w:themeTint="BF"/>
+    </w:rPr>
+  </w:style>
+  <w:style w:type="character" w:customStyle="1" w:styleId="QuoteChar">
+    <w:name w:val="Quote Char"/>
+    <w:basedOn w:val="DefaultParagraphFont"/>
+    <w:link w:val="Quote"/>
+    <w:uiPriority w:val="29"/>
+    <w:rsid w:val="008A2947"/>
+    <w:rPr>
+      <w:i/>
+      <w:iCs/>
+      <w:color w:val="404040" w:themeColor="text1" w:themeTint="BF"/>
+    </w:rPr>
+  </w:style>
+  <w:style w:type="paragraph" w:styleId="ListParagraph">
+    <w:name w:val="List Paragraph"/>
+    <w:basedOn w:val="Normal"/>
+    <w:uiPriority w:val="34"/>
+    <w:qFormat/>
+    <w:rsid w:val="008A2947"/>
+    <w:pPr>
+      <w:ind w:left="720"/>
+      <w:contextualSpacing/>
+    </w:pPr>
+  </w:style>
+  <w:style w:type="character" w:styleId="IntenseEmphasis">
+    <w:name w:val="Intense Emphasis"/>
+    <w:basedOn w:val="DefaultParagraphFont"/>
+    <w:uiPriority w:val="21"/>
+    <w:qFormat/>
+    <w:rsid w:val="008A2947"/>
+    <w:rPr>
+      <w:i/>
+      <w:iCs/>
+      <w:color w:val="2F5496" w:themeColor="accent1" w:themeShade="BF"/>
+    </w:rPr>
+  </w:style>
+  <w:style w:type="paragraph" w:styleId="IntenseQuote">
+    <w:name w:val="Intense Quote"/>
+    <w:basedOn w:val="Normal"/>
+    <w:next w:val="Normal"/>
+    <w:link w:val="IntenseQuoteChar"/>
+    <w:uiPriority w:val="30"/>
+    <w:qFormat/>
+    <w:rsid w:val="008A2947"/>
+    <w:pPr>
+      <w:pBdr>
+        <w:top w:val="single" w:sz="4" w:space="10" w:color="2F5496" w:themeColor="accent1" w:themeShade="BF"/>
+        <w:bottom w:val="single" w:sz="4" w:space="10" w:color="2F5496" w:themeColor="accent1" w:themeShade="BF"/>
+      </w:pBdr>
+      <w:spacing w:before="360" w:after="360"/>
+      <w:ind w:left="864" w:right="864"/>
+      <w:jc w:val="center"/>
+    </w:pPr>
+    <w:rPr>
+      <w:i/>
+      <w:iCs/>
+      <w:color w:val="2F5496" w:themeColor="accent1" w:themeShade="BF"/>
+    </w:rPr>
+  </w:style>
+  <w:style w:type="character" w:customStyle="1" w:styleId="IntenseQuoteChar">
+    <w:name w:val="Intense Quote Char"/>
+    <w:basedOn w:val="DefaultParagraphFont"/>
+    <w:link w:val="IntenseQuote"/>
+    <w:uiPriority w:val="30"/>
+    <w:rsid w:val="008A2947"/>
+    <w:rPr>
+      <w:i/>
+      <w:iCs/>
+      <w:color w:val="2F5496" w:themeColor="accent1" w:themeShade="BF"/>
+    </w:rPr>
+  </w:style>
+  <w:style w:type="character" w:styleId="IntenseReference">
+    <w:name w:val="Intense Reference"/>
+    <w:basedOn w:val="DefaultParagraphFont"/>
+    <w:uiPriority w:val="32"/>
+    <w:qFormat/>
+    <w:rsid w:val="008A2947"/>
+    <w:rPr>
+      <w:b/>
+      <w:bCs/>
+      <w:smallCaps/>
+      <w:color w:val="2F5496" w:themeColor="accent1" w:themeShade="BF"/>
+      <w:spacing w:val="5"/>
     </w:rPr>
   </w:style>
 </w:styles>
@@ -3322,44 +2811,44 @@
         <a:sysClr val="window" lastClr="FFFFFF"/>
       </a:lt1>
       <a:dk2>
-        <a:srgbClr val="1F497D"/>
+        <a:srgbClr val="44546A"/>
       </a:dk2>
       <a:lt2>
-        <a:srgbClr val="EEECE1"/>
+        <a:srgbClr val="E7E6E6"/>
       </a:lt2>
       <a:accent1>
-        <a:srgbClr val="4F81BD"/>
+        <a:srgbClr val="4472C4"/>
       </a:accent1>
       <a:accent2>
-        <a:srgbClr val="C0504D"/>
+        <a:srgbClr val="ED7D31"/>
       </a:accent2>
       <a:accent3>
-        <a:srgbClr val="9BBB59"/>
+        <a:srgbClr val="A5A5A5"/>
       </a:accent3>
       <a:accent4>
-        <a:srgbClr val="8064A2"/>
+        <a:srgbClr val="FFC000"/>
       </a:accent4>
       <a:accent5>
-        <a:srgbClr val="4BACC6"/>
+        <a:srgbClr val="5B9BD5"/>
       </a:accent5>
       <a:accent6>
-        <a:srgbClr val="F79646"/>
+        <a:srgbClr val="70AD47"/>
       </a:accent6>
       <a:hlink>
-        <a:srgbClr val="0000FF"/>
+        <a:srgbClr val="0563C1"/>
       </a:hlink>
       <a:folHlink>
-        <a:srgbClr val="800080"/>
+        <a:srgbClr val="954F72"/>
       </a:folHlink>
     </a:clrScheme>
     <a:fontScheme name="Office">
       <a:majorFont>
-        <a:latin typeface="Calibri"/>
+        <a:latin typeface="Calibri Light" panose="020F0302020204030204"/>
         <a:ea typeface=""/>
         <a:cs typeface=""/>
-        <a:font script="Jpan" typeface="ＭＳ ゴシック"/>
+        <a:font script="Jpan" typeface="游ゴシック Light"/>
         <a:font script="Hang" typeface="맑은 고딕"/>
-        <a:font script="Hans" typeface="宋体"/>
+        <a:font script="Hans" typeface="等线 Light"/>
         <a:font script="Hant" typeface="新細明體"/>
         <a:font script="Arab" typeface="Times New Roman"/>
         <a:font script="Hebr" typeface="Times New Roman"/>
@@ -3387,14 +2876,31 @@
         <a:font script="Viet" typeface="Times New Roman"/>
         <a:font script="Uigh" typeface="Microsoft Uighur"/>
         <a:font script="Geor" typeface="Sylfaen"/>
+        <a:font script="Armn" typeface="Arial"/>
+        <a:font script="Bugi" typeface="Leelawadee UI"/>
+        <a:font script="Bopo" typeface="Microsoft JhengHei"/>
+        <a:font script="Java" typeface="Javanese Text"/>
+        <a:font script="Lisu" typeface="Segoe UI"/>
+        <a:font script="Mymr" typeface="Myanmar Text"/>
+        <a:font script="Nkoo" typeface="Ebrima"/>
+        <a:font script="Olck" typeface="Nirmala UI"/>
+        <a:font script="Osma" typeface="Ebrima"/>
+        <a:font script="Phag" typeface="Phagspa"/>
+        <a:font script="Syrn" typeface="Estrangelo Edessa"/>
+        <a:font script="Syrj" typeface="Estrangelo Edessa"/>
+        <a:font script="Syre" typeface="Estrangelo Edessa"/>
+        <a:font script="Sora" typeface="Nirmala UI"/>
+        <a:font script="Tale" typeface="Microsoft Tai Le"/>
+        <a:font script="Talu" typeface="Microsoft New Tai Lue"/>
+        <a:font script="Tfng" typeface="Ebrima"/>
       </a:majorFont>
       <a:minorFont>
-        <a:latin typeface="Cambria"/>
+        <a:latin typeface="Calibri" panose="020F0502020204030204"/>
         <a:ea typeface=""/>
         <a:cs typeface=""/>
-        <a:font script="Jpan" typeface="ＭＳ 明朝"/>
+        <a:font script="Jpan" typeface="游ゴシック"/>
         <a:font script="Hang" typeface="맑은 고딕"/>
-        <a:font script="Hans" typeface="宋体"/>
+        <a:font script="Hans" typeface="等线"/>
         <a:font script="Hant" typeface="新細明體"/>
         <a:font script="Arab" typeface="Arial"/>
         <a:font script="Hebr" typeface="Arial"/>
@@ -3422,6 +2928,23 @@
         <a:font script="Viet" typeface="Arial"/>
         <a:font script="Uigh" typeface="Microsoft Uighur"/>
         <a:font script="Geor" typeface="Sylfaen"/>
+        <a:font script="Armn" typeface="Arial"/>
+        <a:font script="Bugi" typeface="Leelawadee UI"/>
+        <a:font script="Bopo" typeface="Microsoft JhengHei"/>
+        <a:font script="Java" typeface="Javanese Text"/>
+        <a:font script="Lisu" typeface="Segoe UI"/>
+        <a:font script="Mymr" typeface="Myanmar Text"/>
+        <a:font script="Nkoo" typeface="Ebrima"/>
+        <a:font script="Olck" typeface="Nirmala UI"/>
+        <a:font script="Osma" typeface="Ebrima"/>
+        <a:font script="Phag" typeface="Phagspa"/>
+        <a:font script="Syrn" typeface="Estrangelo Edessa"/>
+        <a:font script="Syrj" typeface="Estrangelo Edessa"/>
+        <a:font script="Syre" typeface="Estrangelo Edessa"/>
+        <a:font script="Sora" typeface="Nirmala UI"/>
+        <a:font script="Tale" typeface="Microsoft Tai Le"/>
+        <a:font script="Talu" typeface="Microsoft New Tai Lue"/>
+        <a:font script="Tfng" typeface="Ebrima"/>
       </a:minorFont>
     </a:fontScheme>
     <a:fmtScheme name="Office">
@@ -3433,200 +2956,141 @@
           <a:gsLst>
             <a:gs pos="0">
               <a:schemeClr val="phClr">
-                <a:tint val="50000"/>
-                <a:satMod val="300000"/>
+                <a:lumMod val="110000"/>
+                <a:satMod val="105000"/>
+                <a:tint val="67000"/>
               </a:schemeClr>
             </a:gs>
-            <a:gs pos="35000">
+            <a:gs pos="50000">
               <a:schemeClr val="phClr">
-                <a:tint val="37000"/>
-                <a:satMod val="300000"/>
+                <a:lumMod val="105000"/>
+                <a:satMod val="103000"/>
+                <a:tint val="73000"/>
               </a:schemeClr>
             </a:gs>
             <a:gs pos="100000">
               <a:schemeClr val="phClr">
-                <a:tint val="15000"/>
-                <a:satMod val="350000"/>
+                <a:lumMod val="105000"/>
+                <a:satMod val="109000"/>
+                <a:tint val="81000"/>
               </a:schemeClr>
             </a:gs>
           </a:gsLst>
-          <a:lin ang="16200000" scaled="1"/>
+          <a:lin ang="5400000" scaled="0"/>
         </a:gradFill>
         <a:gradFill rotWithShape="1">
           <a:gsLst>
             <a:gs pos="0">
               <a:schemeClr val="phClr">
-                <a:tint val="100000"/>
+                <a:satMod val="103000"/>
+                <a:lumMod val="102000"/>
+                <a:tint val="94000"/>
+              </a:schemeClr>
+            </a:gs>
+            <a:gs pos="50000">
+              <a:schemeClr val="phClr">
+                <a:satMod val="110000"/>
+                <a:lumMod val="100000"/>
                 <a:shade val="100000"/>
-                <a:satMod val="130000"/>
               </a:schemeClr>
             </a:gs>
             <a:gs pos="100000">
               <a:schemeClr val="phClr">
-                <a:tint val="50000"/>
-                <a:shade val="100000"/>
-                <a:satMod val="350000"/>
+                <a:lumMod val="99000"/>
+                <a:satMod val="120000"/>
+                <a:shade val="78000"/>
               </a:schemeClr>
             </a:gs>
           </a:gsLst>
-          <a:lin ang="16200000" scaled="0"/>
+          <a:lin ang="5400000" scaled="0"/>
         </a:gradFill>
       </a:fillStyleLst>
       <a:lnStyleLst>
-        <a:ln w="9525" cap="flat" cmpd="sng" algn="ctr">
-          <a:solidFill>
-            <a:schemeClr val="phClr">
-              <a:shade val="95000"/>
-              <a:satMod val="105000"/>
-            </a:schemeClr>
-          </a:solidFill>
-          <a:prstDash val="solid"/>
-        </a:ln>
-        <a:ln w="25400" cap="flat" cmpd="sng" algn="ctr">
+        <a:ln w="6350" cap="flat" cmpd="sng" algn="ctr">
           <a:solidFill>
             <a:schemeClr val="phClr"/>
           </a:solidFill>
           <a:prstDash val="solid"/>
+          <a:miter lim="800000"/>
         </a:ln>
-        <a:ln w="38100" cap="flat" cmpd="sng" algn="ctr">
+        <a:ln w="12700" cap="flat" cmpd="sng" algn="ctr">
           <a:solidFill>
             <a:schemeClr val="phClr"/>
           </a:solidFill>
           <a:prstDash val="solid"/>
+          <a:miter lim="800000"/>
+        </a:ln>
+        <a:ln w="19050" cap="flat" cmpd="sng" algn="ctr">
+          <a:solidFill>
+            <a:schemeClr val="phClr"/>
+          </a:solidFill>
+          <a:prstDash val="solid"/>
+          <a:miter lim="800000"/>
         </a:ln>
       </a:lnStyleLst>
       <a:effectStyleLst>
         <a:effectStyle>
+          <a:effectLst/>
+        </a:effectStyle>
+        <a:effectStyle>
+          <a:effectLst/>
+        </a:effectStyle>
+        <a:effectStyle>
           <a:effectLst>
-            <a:outerShdw blurRad="40000" dist="20000" dir="5400000" rotWithShape="0">
+            <a:outerShdw blurRad="57150" dist="19050" dir="5400000" algn="ctr" rotWithShape="0">
               <a:srgbClr val="000000">
-                <a:alpha val="38000"/>
+                <a:alpha val="63000"/>
               </a:srgbClr>
             </a:outerShdw>
           </a:effectLst>
-        </a:effectStyle>
-        <a:effectStyle>
-          <a:effectLst>
-            <a:outerShdw blurRad="40000" dist="23000" dir="5400000" rotWithShape="0">
-              <a:srgbClr val="000000">
-                <a:alpha val="35000"/>
-              </a:srgbClr>
-            </a:outerShdw>
-          </a:effectLst>
-        </a:effectStyle>
-        <a:effectStyle>
-          <a:effectLst>
-            <a:outerShdw blurRad="40000" dist="23000" dir="5400000" rotWithShape="0">
-              <a:srgbClr val="000000">
-                <a:alpha val="35000"/>
-              </a:srgbClr>
-            </a:outerShdw>
-          </a:effectLst>
-          <a:scene3d>
-            <a:camera prst="orthographicFront">
-              <a:rot lat="0" lon="0" rev="0"/>
-            </a:camera>
-            <a:lightRig rig="threePt" dir="t">
-              <a:rot lat="0" lon="0" rev="1200000"/>
-            </a:lightRig>
-          </a:scene3d>
-          <a:sp3d>
-            <a:bevelT w="63500" h="25400"/>
-          </a:sp3d>
         </a:effectStyle>
       </a:effectStyleLst>
       <a:bgFillStyleLst>
         <a:solidFill>
           <a:schemeClr val="phClr"/>
         </a:solidFill>
+        <a:solidFill>
+          <a:schemeClr val="phClr">
+            <a:tint val="95000"/>
+            <a:satMod val="170000"/>
+          </a:schemeClr>
+        </a:solidFill>
         <a:gradFill rotWithShape="1">
           <a:gsLst>
             <a:gs pos="0">
               <a:schemeClr val="phClr">
-                <a:tint val="40000"/>
-                <a:satMod val="350000"/>
+                <a:tint val="93000"/>
+                <a:satMod val="150000"/>
+                <a:shade val="98000"/>
+                <a:lumMod val="102000"/>
               </a:schemeClr>
             </a:gs>
-            <a:gs pos="40000">
+            <a:gs pos="50000">
               <a:schemeClr val="phClr">
-                <a:tint val="45000"/>
-                <a:shade val="99000"/>
-                <a:satMod val="350000"/>
+                <a:tint val="98000"/>
+                <a:satMod val="130000"/>
+                <a:shade val="90000"/>
+                <a:lumMod val="103000"/>
               </a:schemeClr>
             </a:gs>
             <a:gs pos="100000">
               <a:schemeClr val="phClr">
-                <a:shade val="20000"/>
-                <a:satMod val="255000"/>
+                <a:shade val="63000"/>
+                <a:satMod val="120000"/>
               </a:schemeClr>
             </a:gs>
           </a:gsLst>
-          <a:path path="circle">
-            <a:fillToRect l="50000" t="-80000" r="50000" b="180000"/>
-          </a:path>
-        </a:gradFill>
-        <a:gradFill rotWithShape="1">
-          <a:gsLst>
-            <a:gs pos="0">
-              <a:schemeClr val="phClr">
-                <a:tint val="80000"/>
-                <a:satMod val="300000"/>
-              </a:schemeClr>
-            </a:gs>
-            <a:gs pos="100000">
-              <a:schemeClr val="phClr">
-                <a:shade val="30000"/>
-                <a:satMod val="200000"/>
-              </a:schemeClr>
-            </a:gs>
-          </a:gsLst>
-          <a:path path="circle">
-            <a:fillToRect l="50000" t="50000" r="50000" b="50000"/>
-          </a:path>
+          <a:lin ang="5400000" scaled="0"/>
         </a:gradFill>
       </a:bgFillStyleLst>
     </a:fmtScheme>
   </a:themeElements>
-  <a:objectDefaults>
-    <a:spDef>
-      <a:spPr/>
-      <a:bodyPr/>
-      <a:lstStyle/>
-      <a:style>
-        <a:lnRef idx="1">
-          <a:schemeClr val="accent1"/>
-        </a:lnRef>
-        <a:fillRef idx="3">
-          <a:schemeClr val="accent1"/>
-        </a:fillRef>
-        <a:effectRef idx="2">
-          <a:schemeClr val="accent1"/>
-        </a:effectRef>
-        <a:fontRef idx="minor">
-          <a:schemeClr val="lt1"/>
-        </a:fontRef>
-      </a:style>
-    </a:spDef>
-    <a:lnDef>
-      <a:spPr/>
-      <a:bodyPr/>
-      <a:lstStyle/>
-      <a:style>
-        <a:lnRef idx="2">
-          <a:schemeClr val="accent1"/>
-        </a:lnRef>
-        <a:fillRef idx="0">
-          <a:schemeClr val="accent1"/>
-        </a:fillRef>
-        <a:effectRef idx="1">
-          <a:schemeClr val="accent1"/>
-        </a:effectRef>
-        <a:fontRef idx="minor">
-          <a:schemeClr val="tx1"/>
-        </a:fontRef>
-      </a:style>
-    </a:lnDef>
-  </a:objectDefaults>
+  <a:objectDefaults/>
   <a:extraClrSchemeLst/>
+  <a:extLst>
+    <a:ext uri="{05A4C25C-085E-4340-85A3-A5531E510DB2}">
+      <thm15:themeFamily xmlns:thm15="http://schemas.microsoft.com/office/thememl/2012/main" name="Office Theme" id="{62F939B6-93AF-4DB8-9C6B-D6C7DFDC589F}" vid="{4A3C46E8-61CC-4603-A589-7422A47A8E4A}"/>
+    </a:ext>
+  </a:extLst>
 </a:theme>
 </file>
--- a/Knowledge/3-Work knowledge/1-Software Engineering/2-General Technologies/9-Databases/5-My Source/2-SQL/2-SQL Commands - DDL/2-SQL Create and Drop Database.docx
+++ b/Knowledge/3-Work knowledge/1-Software Engineering/2-General Technologies/9-Databases/5-My Source/2-SQL/2-SQL Commands - DDL/2-SQL Create and Drop Database.docx
@@ -27,8 +27,14 @@
       </w:r>
     </w:p>
     <w:p>
-      <w:r>
-        <w:rPr>
+      <w:pPr>
+        <w:rPr>
+          <w:rFonts w:ascii="Arial" w:hAnsi="Arial" w:cs="Arial"/>
+        </w:rPr>
+      </w:pPr>
+      <w:r>
+        <w:rPr>
+          <w:rFonts w:ascii="Arial" w:hAnsi="Arial" w:cs="Arial"/>
           <w:b/>
           <w:color w:val="000000"/>
           <w:sz w:val="18"/>
@@ -38,14 +44,36 @@
       </w:r>
       <w:r>
         <w:rPr>
-          <w:color w:val="000000"/>
-          <w:sz w:val="18"/>
-          <w:highlight w:val="lightGray"/>
-        </w:rPr>
-        <w:t xml:space="preserve">: Persons Table -&gt; ID Column: 1, Name_En Column: Motasem Essam] -&gt; </w:t>
-      </w:r>
-      <w:r>
-        <w:rPr>
+          <w:rFonts w:ascii="Arial" w:hAnsi="Arial" w:cs="Arial"/>
+          <w:color w:val="000000"/>
+          <w:sz w:val="18"/>
+          <w:highlight w:val="lightGray"/>
+        </w:rPr>
+        <w:t xml:space="preserve">: Persons Table -&gt; ID Column: 1, </w:t>
+      </w:r>
+      <w:proofErr w:type="spellStart"/>
+      <w:r>
+        <w:rPr>
+          <w:rFonts w:ascii="Arial" w:hAnsi="Arial" w:cs="Arial"/>
+          <w:color w:val="000000"/>
+          <w:sz w:val="18"/>
+          <w:highlight w:val="lightGray"/>
+        </w:rPr>
+        <w:t>Name_En</w:t>
+      </w:r>
+      <w:proofErr w:type="spellEnd"/>
+      <w:r>
+        <w:rPr>
+          <w:rFonts w:ascii="Arial" w:hAnsi="Arial" w:cs="Arial"/>
+          <w:color w:val="000000"/>
+          <w:sz w:val="18"/>
+          <w:highlight w:val="lightGray"/>
+        </w:rPr>
+        <w:t xml:space="preserve"> Column: Motasem Essam] -&gt; </w:t>
+      </w:r>
+      <w:r>
+        <w:rPr>
+          <w:rFonts w:ascii="Arial" w:hAnsi="Arial" w:cs="Arial"/>
           <w:b/>
           <w:color w:val="000000"/>
           <w:sz w:val="18"/>
@@ -55,6 +83,7 @@
       </w:r>
       <w:r>
         <w:rPr>
+          <w:rFonts w:ascii="Arial" w:hAnsi="Arial" w:cs="Arial"/>
           <w:color w:val="000000"/>
           <w:sz w:val="18"/>
           <w:highlight w:val="lightGray"/>
@@ -63,6 +92,7 @@
       </w:r>
       <w:r>
         <w:rPr>
+          <w:rFonts w:ascii="Arial" w:hAnsi="Arial" w:cs="Arial"/>
           <w:b/>
           <w:color w:val="000000"/>
           <w:sz w:val="18"/>
@@ -72,6 +102,7 @@
       </w:r>
       <w:r>
         <w:rPr>
+          <w:rFonts w:ascii="Arial" w:hAnsi="Arial" w:cs="Arial"/>
           <w:color w:val="000000"/>
           <w:sz w:val="18"/>
           <w:highlight w:val="lightGray"/>
@@ -137,6 +168,7 @@
       </w:pPr>
       <w:r>
         <w:rPr>
+          <w:rFonts w:ascii="Arial" w:hAnsi="Arial" w:cs="Arial"/>
           <w:b/>
           <w:color w:val="000000"/>
           <w:sz w:val="18"/>
@@ -146,14 +178,36 @@
       </w:r>
       <w:r>
         <w:rPr>
-          <w:color w:val="000000"/>
-          <w:sz w:val="18"/>
-          <w:highlight w:val="lightGray"/>
-        </w:rPr>
-        <w:t xml:space="preserve">: Persons Table -&gt; ID Column: 1, Name_En Column: Motasem Essam] -&gt; </w:t>
-      </w:r>
-      <w:r>
-        <w:rPr>
+          <w:rFonts w:ascii="Arial" w:hAnsi="Arial" w:cs="Arial"/>
+          <w:color w:val="000000"/>
+          <w:sz w:val="18"/>
+          <w:highlight w:val="lightGray"/>
+        </w:rPr>
+        <w:t xml:space="preserve">: Persons Table -&gt; ID Column: 1, </w:t>
+      </w:r>
+      <w:proofErr w:type="spellStart"/>
+      <w:r>
+        <w:rPr>
+          <w:rFonts w:ascii="Arial" w:hAnsi="Arial" w:cs="Arial"/>
+          <w:color w:val="000000"/>
+          <w:sz w:val="18"/>
+          <w:highlight w:val="lightGray"/>
+        </w:rPr>
+        <w:t>Name_En</w:t>
+      </w:r>
+      <w:proofErr w:type="spellEnd"/>
+      <w:r>
+        <w:rPr>
+          <w:rFonts w:ascii="Arial" w:hAnsi="Arial" w:cs="Arial"/>
+          <w:color w:val="000000"/>
+          <w:sz w:val="18"/>
+          <w:highlight w:val="lightGray"/>
+        </w:rPr>
+        <w:t xml:space="preserve"> Column: Motasem Essam] -&gt; </w:t>
+      </w:r>
+      <w:r>
+        <w:rPr>
+          <w:rFonts w:ascii="Arial" w:hAnsi="Arial" w:cs="Arial"/>
           <w:b/>
           <w:color w:val="000000"/>
           <w:sz w:val="18"/>
@@ -163,6 +217,7 @@
       </w:r>
       <w:r>
         <w:rPr>
+          <w:rFonts w:ascii="Arial" w:hAnsi="Arial" w:cs="Arial"/>
           <w:color w:val="000000"/>
           <w:sz w:val="18"/>
           <w:highlight w:val="lightGray"/>
@@ -171,6 +226,7 @@
       </w:r>
       <w:r>
         <w:rPr>
+          <w:rFonts w:ascii="Arial" w:hAnsi="Arial" w:cs="Arial"/>
           <w:b/>
           <w:color w:val="000000"/>
           <w:sz w:val="18"/>
@@ -180,6 +236,7 @@
       </w:r>
       <w:r>
         <w:rPr>
+          <w:rFonts w:ascii="Arial" w:hAnsi="Arial" w:cs="Arial"/>
           <w:color w:val="000000"/>
           <w:sz w:val="18"/>
           <w:highlight w:val="lightGray"/>
@@ -252,7 +309,21 @@
         <w:rPr>
           <w:rFonts w:ascii="Roboto Mono" w:hAnsi="Roboto Mono"/>
         </w:rPr>
-        <w:t>CREATE DATABASE database_name;</w:t>
+        <w:t xml:space="preserve">CREATE DATABASE </w:t>
+      </w:r>
+      <w:proofErr w:type="spellStart"/>
+      <w:r>
+        <w:rPr>
+          <w:rFonts w:ascii="Roboto Mono" w:hAnsi="Roboto Mono"/>
+        </w:rPr>
+        <w:t>database_name</w:t>
+      </w:r>
+      <w:proofErr w:type="spellEnd"/>
+      <w:r>
+        <w:rPr>
+          <w:rFonts w:ascii="Roboto Mono" w:hAnsi="Roboto Mono"/>
+        </w:rPr>
+        <w:t>;</w:t>
       </w:r>
     </w:p>
     <w:p/>
@@ -340,20 +411,48 @@
         <w:rPr>
           <w:rFonts w:ascii="Roboto Mono" w:hAnsi="Roboto Mono"/>
         </w:rPr>
-        <w:t>CREATE DATABASE CompanyDB;</w:t>
-      </w:r>
-    </w:p>
-    <w:p>
-      <w:pPr>
-        <w:rPr>
-          <w:rFonts w:ascii="Roboto Mono" w:hAnsi="Roboto Mono"/>
-        </w:rPr>
-      </w:pPr>
-      <w:r>
-        <w:rPr>
-          <w:rFonts w:ascii="Roboto Mono" w:hAnsi="Roboto Mono"/>
-        </w:rPr>
-        <w:t>This creates a new database named CompanyDB.</w:t>
+        <w:t xml:space="preserve">CREATE DATABASE </w:t>
+      </w:r>
+      <w:proofErr w:type="spellStart"/>
+      <w:r>
+        <w:rPr>
+          <w:rFonts w:ascii="Roboto Mono" w:hAnsi="Roboto Mono"/>
+        </w:rPr>
+        <w:t>CompanyDB</w:t>
+      </w:r>
+      <w:proofErr w:type="spellEnd"/>
+      <w:r>
+        <w:rPr>
+          <w:rFonts w:ascii="Roboto Mono" w:hAnsi="Roboto Mono"/>
+        </w:rPr>
+        <w:t>;</w:t>
+      </w:r>
+    </w:p>
+    <w:p>
+      <w:pPr>
+        <w:rPr>
+          <w:rFonts w:ascii="Roboto Mono" w:hAnsi="Roboto Mono"/>
+        </w:rPr>
+      </w:pPr>
+      <w:r>
+        <w:rPr>
+          <w:rFonts w:ascii="Roboto Mono" w:hAnsi="Roboto Mono"/>
+        </w:rPr>
+        <w:t xml:space="preserve">This creates a new database named </w:t>
+      </w:r>
+      <w:proofErr w:type="spellStart"/>
+      <w:r>
+        <w:rPr>
+          <w:rFonts w:ascii="Roboto Mono" w:hAnsi="Roboto Mono"/>
+        </w:rPr>
+        <w:t>CompanyDB</w:t>
+      </w:r>
+      <w:proofErr w:type="spellEnd"/>
+      <w:r>
+        <w:rPr>
+          <w:rFonts w:ascii="Roboto Mono" w:hAnsi="Roboto Mono"/>
+        </w:rPr>
+        <w:t>.</w:t>
       </w:r>
     </w:p>
     <w:p>
@@ -380,16 +479,24 @@
       </w:r>
     </w:p>
     <w:p>
-      <w:r>
-        <w:rPr>
+      <w:pPr>
+        <w:rPr>
+          <w:rFonts w:ascii="Arial" w:hAnsi="Arial" w:cs="Arial"/>
+        </w:rPr>
+      </w:pPr>
+      <w:r>
+        <w:rPr>
+          <w:rFonts w:ascii="Arial" w:hAnsi="Arial" w:cs="Arial"/>
           <w:b/>
           <w:sz w:val="18"/>
           <w:highlight w:val="lightGray"/>
         </w:rPr>
         <w:t xml:space="preserve"># Source: </w:t>
       </w:r>
-      <w:r>
-        <w:rPr>
+      <w:proofErr w:type="spellStart"/>
+      <w:r>
+        <w:rPr>
+          <w:rFonts w:ascii="Arial" w:hAnsi="Arial" w:cs="Arial"/>
           <w:b/>
           <w:color w:val="000000"/>
           <w:sz w:val="18"/>
@@ -397,8 +504,10 @@
         </w:rPr>
         <w:t>ScreenShot</w:t>
       </w:r>
-      <w:r>
-        <w:rPr>
+      <w:proofErr w:type="spellEnd"/>
+      <w:r>
+        <w:rPr>
+          <w:rFonts w:ascii="Arial" w:hAnsi="Arial" w:cs="Arial"/>
           <w:sz w:val="18"/>
           <w:highlight w:val="lightGray"/>
         </w:rPr>
@@ -406,6 +515,7 @@
       </w:r>
       <w:r>
         <w:rPr>
+          <w:rFonts w:ascii="Arial" w:hAnsi="Arial" w:cs="Arial"/>
           <w:b/>
           <w:sz w:val="18"/>
           <w:highlight w:val="lightGray"/>
@@ -414,6 +524,7 @@
       </w:r>
       <w:r>
         <w:rPr>
+          <w:rFonts w:ascii="Arial" w:hAnsi="Arial" w:cs="Arial"/>
           <w:sz w:val="18"/>
           <w:highlight w:val="lightGray"/>
         </w:rPr>
@@ -421,6 +532,7 @@
       </w:r>
       <w:r>
         <w:rPr>
+          <w:rFonts w:ascii="Arial" w:hAnsi="Arial" w:cs="Arial"/>
           <w:b/>
           <w:sz w:val="18"/>
           <w:highlight w:val="lightGray"/>
@@ -429,13 +541,33 @@
       </w:r>
       <w:r>
         <w:rPr>
-          <w:sz w:val="18"/>
-          <w:highlight w:val="lightGray"/>
-        </w:rPr>
-        <w:t xml:space="preserve"> [Persons Table -&gt; ID Column: 1, Name_En Column: Motasem Essam] -&gt; </w:t>
-      </w:r>
-      <w:r>
-        <w:rPr>
+          <w:rFonts w:ascii="Arial" w:hAnsi="Arial" w:cs="Arial"/>
+          <w:sz w:val="18"/>
+          <w:highlight w:val="lightGray"/>
+        </w:rPr>
+        <w:t xml:space="preserve"> [Persons Table -&gt; ID Column: 1, </w:t>
+      </w:r>
+      <w:proofErr w:type="spellStart"/>
+      <w:r>
+        <w:rPr>
+          <w:rFonts w:ascii="Arial" w:hAnsi="Arial" w:cs="Arial"/>
+          <w:sz w:val="18"/>
+          <w:highlight w:val="lightGray"/>
+        </w:rPr>
+        <w:t>Name_En</w:t>
+      </w:r>
+      <w:proofErr w:type="spellEnd"/>
+      <w:r>
+        <w:rPr>
+          <w:rFonts w:ascii="Arial" w:hAnsi="Arial" w:cs="Arial"/>
+          <w:sz w:val="18"/>
+          <w:highlight w:val="lightGray"/>
+        </w:rPr>
+        <w:t xml:space="preserve"> Column: Motasem Essam] -&gt; </w:t>
+      </w:r>
+      <w:r>
+        <w:rPr>
+          <w:rFonts w:ascii="Arial" w:hAnsi="Arial" w:cs="Arial"/>
           <w:b/>
           <w:sz w:val="18"/>
           <w:highlight w:val="lightGray"/>
@@ -444,13 +576,33 @@
       </w:r>
       <w:r>
         <w:rPr>
-          <w:sz w:val="18"/>
-          <w:highlight w:val="lightGray"/>
-        </w:rPr>
-        <w:t xml:space="preserve"> [Automation Table -&gt; ID Column: 16, Name_En Column: Screen Capture] -&gt; </w:t>
-      </w:r>
-      <w:r>
-        <w:rPr>
+          <w:rFonts w:ascii="Arial" w:hAnsi="Arial" w:cs="Arial"/>
+          <w:sz w:val="18"/>
+          <w:highlight w:val="lightGray"/>
+        </w:rPr>
+        <w:t xml:space="preserve"> [Automation Table -&gt; ID Column: 16, </w:t>
+      </w:r>
+      <w:proofErr w:type="spellStart"/>
+      <w:r>
+        <w:rPr>
+          <w:rFonts w:ascii="Arial" w:hAnsi="Arial" w:cs="Arial"/>
+          <w:sz w:val="18"/>
+          <w:highlight w:val="lightGray"/>
+        </w:rPr>
+        <w:t>Name_En</w:t>
+      </w:r>
+      <w:proofErr w:type="spellEnd"/>
+      <w:r>
+        <w:rPr>
+          <w:rFonts w:ascii="Arial" w:hAnsi="Arial" w:cs="Arial"/>
+          <w:sz w:val="18"/>
+          <w:highlight w:val="lightGray"/>
+        </w:rPr>
+        <w:t xml:space="preserve"> Column: Screen Capture] -&gt; </w:t>
+      </w:r>
+      <w:r>
+        <w:rPr>
+          <w:rFonts w:ascii="Arial" w:hAnsi="Arial" w:cs="Arial"/>
           <w:b/>
           <w:color w:val="000000"/>
           <w:sz w:val="18"/>
@@ -460,14 +612,36 @@
       </w:r>
       <w:r>
         <w:rPr>
-          <w:color w:val="000000"/>
-          <w:sz w:val="18"/>
-          <w:highlight w:val="lightGray"/>
-        </w:rPr>
-        <w:t>[Operating System: Wampserver64 -&gt; phpmyadmin]</w:t>
-      </w:r>
-      <w:r>
-        <w:rPr>
+          <w:rFonts w:ascii="Arial" w:hAnsi="Arial" w:cs="Arial"/>
+          <w:color w:val="000000"/>
+          <w:sz w:val="18"/>
+          <w:highlight w:val="lightGray"/>
+        </w:rPr>
+        <w:t xml:space="preserve">[Operating System: Wampserver64 -&gt; </w:t>
+      </w:r>
+      <w:proofErr w:type="spellStart"/>
+      <w:r>
+        <w:rPr>
+          <w:rFonts w:ascii="Arial" w:hAnsi="Arial" w:cs="Arial"/>
+          <w:color w:val="000000"/>
+          <w:sz w:val="18"/>
+          <w:highlight w:val="lightGray"/>
+        </w:rPr>
+        <w:t>phpmyadmin</w:t>
+      </w:r>
+      <w:proofErr w:type="spellEnd"/>
+      <w:r>
+        <w:rPr>
+          <w:rFonts w:ascii="Arial" w:hAnsi="Arial" w:cs="Arial"/>
+          <w:color w:val="000000"/>
+          <w:sz w:val="18"/>
+          <w:highlight w:val="lightGray"/>
+        </w:rPr>
+        <w:t>]</w:t>
+      </w:r>
+      <w:r>
+        <w:rPr>
+          <w:rFonts w:ascii="Arial" w:hAnsi="Arial" w:cs="Arial"/>
           <w:sz w:val="18"/>
           <w:highlight w:val="lightGray"/>
         </w:rPr>
@@ -475,6 +649,7 @@
       </w:r>
       <w:r>
         <w:rPr>
+          <w:rFonts w:ascii="Arial" w:hAnsi="Arial" w:cs="Arial"/>
           <w:b/>
           <w:sz w:val="18"/>
           <w:highlight w:val="lightGray"/>
@@ -483,6 +658,7 @@
       </w:r>
       <w:r>
         <w:rPr>
+          <w:rFonts w:ascii="Arial" w:hAnsi="Arial" w:cs="Arial"/>
           <w:sz w:val="18"/>
           <w:highlight w:val="lightGray"/>
         </w:rPr>
@@ -499,6 +675,7 @@
         <w:rPr>
           <w:noProof/>
         </w:rPr>
+        <w:lastRenderedPageBreak/>
         <w:drawing>
           <wp:inline distT="0" distB="0" distL="0" distR="0" wp14:anchorId="56D043E0" wp14:editId="0EC8CB22">
             <wp:extent cx="5943600" cy="1906270"/>
@@ -559,7 +736,21 @@
         <w:rPr>
           <w:rFonts w:ascii="Roboto Mono" w:hAnsi="Roboto Mono"/>
         </w:rPr>
-        <w:t>CREATE DATABASE CompanyDB;</w:t>
+        <w:t xml:space="preserve">CREATE DATABASE </w:t>
+      </w:r>
+      <w:proofErr w:type="spellStart"/>
+      <w:r>
+        <w:rPr>
+          <w:rFonts w:ascii="Roboto Mono" w:hAnsi="Roboto Mono"/>
+        </w:rPr>
+        <w:t>CompanyDB</w:t>
+      </w:r>
+      <w:proofErr w:type="spellEnd"/>
+      <w:r>
+        <w:rPr>
+          <w:rFonts w:ascii="Roboto Mono" w:hAnsi="Roboto Mono"/>
+        </w:rPr>
+        <w:t>;</w:t>
       </w:r>
     </w:p>
     <w:p>
@@ -648,12 +839,14 @@
     <w:p>
       <w:pPr>
         <w:rPr>
-          <w:color w:val="000000"/>
-          <w:sz w:val="18"/>
-        </w:rPr>
-      </w:pPr>
-      <w:r>
-        <w:rPr>
+          <w:rFonts w:asciiTheme="minorBidi" w:hAnsiTheme="minorBidi"/>
+          <w:color w:val="000000"/>
+          <w:sz w:val="18"/>
+        </w:rPr>
+      </w:pPr>
+      <w:r>
+        <w:rPr>
+          <w:rFonts w:asciiTheme="minorBidi" w:hAnsiTheme="minorBidi"/>
           <w:b/>
           <w:color w:val="000000"/>
           <w:sz w:val="18"/>
@@ -663,14 +856,36 @@
       </w:r>
       <w:r>
         <w:rPr>
-          <w:color w:val="000000"/>
-          <w:sz w:val="18"/>
-          <w:highlight w:val="lightGray"/>
-        </w:rPr>
-        <w:t xml:space="preserve">: Persons Table -&gt; ID Column: 1, Name_En Column: Motasem Essam] -&gt; </w:t>
-      </w:r>
-      <w:r>
-        <w:rPr>
+          <w:rFonts w:asciiTheme="minorBidi" w:hAnsiTheme="minorBidi"/>
+          <w:color w:val="000000"/>
+          <w:sz w:val="18"/>
+          <w:highlight w:val="lightGray"/>
+        </w:rPr>
+        <w:t xml:space="preserve">: Persons Table -&gt; ID Column: 1, </w:t>
+      </w:r>
+      <w:proofErr w:type="spellStart"/>
+      <w:r>
+        <w:rPr>
+          <w:rFonts w:asciiTheme="minorBidi" w:hAnsiTheme="minorBidi"/>
+          <w:color w:val="000000"/>
+          <w:sz w:val="18"/>
+          <w:highlight w:val="lightGray"/>
+        </w:rPr>
+        <w:t>Name_En</w:t>
+      </w:r>
+      <w:proofErr w:type="spellEnd"/>
+      <w:r>
+        <w:rPr>
+          <w:rFonts w:asciiTheme="minorBidi" w:hAnsiTheme="minorBidi"/>
+          <w:color w:val="000000"/>
+          <w:sz w:val="18"/>
+          <w:highlight w:val="lightGray"/>
+        </w:rPr>
+        <w:t xml:space="preserve"> Column: Motasem Essam] -&gt; </w:t>
+      </w:r>
+      <w:r>
+        <w:rPr>
+          <w:rFonts w:asciiTheme="minorBidi" w:hAnsiTheme="minorBidi"/>
           <w:b/>
           <w:color w:val="000000"/>
           <w:sz w:val="18"/>
@@ -680,6 +895,7 @@
       </w:r>
       <w:r>
         <w:rPr>
+          <w:rFonts w:asciiTheme="minorBidi" w:hAnsiTheme="minorBidi"/>
           <w:color w:val="000000"/>
           <w:sz w:val="18"/>
           <w:highlight w:val="lightGray"/>
@@ -688,6 +904,7 @@
       </w:r>
       <w:r>
         <w:rPr>
+          <w:rFonts w:asciiTheme="minorBidi" w:hAnsiTheme="minorBidi"/>
           <w:b/>
           <w:color w:val="000000"/>
           <w:sz w:val="18"/>
@@ -697,6 +914,7 @@
       </w:r>
       <w:r>
         <w:rPr>
+          <w:rFonts w:asciiTheme="minorBidi" w:hAnsiTheme="minorBidi"/>
           <w:color w:val="000000"/>
           <w:sz w:val="18"/>
           <w:highlight w:val="lightGray"/>
@@ -769,7 +987,21 @@
         <w:rPr>
           <w:rFonts w:ascii="Roboto Mono" w:hAnsi="Roboto Mono"/>
         </w:rPr>
-        <w:t>DROP DATABASE database_name;</w:t>
+        <w:t xml:space="preserve">DROP DATABASE </w:t>
+      </w:r>
+      <w:proofErr w:type="spellStart"/>
+      <w:r>
+        <w:rPr>
+          <w:rFonts w:ascii="Roboto Mono" w:hAnsi="Roboto Mono"/>
+        </w:rPr>
+        <w:t>database_name</w:t>
+      </w:r>
+      <w:proofErr w:type="spellEnd"/>
+      <w:r>
+        <w:rPr>
+          <w:rFonts w:ascii="Roboto Mono" w:hAnsi="Roboto Mono"/>
+        </w:rPr>
+        <w:t>;</w:t>
       </w:r>
     </w:p>
     <w:p>
@@ -852,20 +1084,49 @@
         <w:rPr>
           <w:rFonts w:ascii="Roboto Mono" w:hAnsi="Roboto Mono"/>
         </w:rPr>
-        <w:t>DROP DATABASE CompanyDB;</w:t>
-      </w:r>
-    </w:p>
-    <w:p>
-      <w:pPr>
-        <w:rPr>
-          <w:rFonts w:ascii="Roboto Mono" w:hAnsi="Roboto Mono"/>
-        </w:rPr>
-      </w:pPr>
-      <w:r>
-        <w:rPr>
-          <w:rFonts w:ascii="Roboto Mono" w:hAnsi="Roboto Mono"/>
-        </w:rPr>
-        <w:t>This permanently deletes the CompanyDB database and all its data.</w:t>
+        <w:t xml:space="preserve">DROP DATABASE </w:t>
+      </w:r>
+      <w:proofErr w:type="spellStart"/>
+      <w:r>
+        <w:rPr>
+          <w:rFonts w:ascii="Roboto Mono" w:hAnsi="Roboto Mono"/>
+        </w:rPr>
+        <w:t>CompanyDB</w:t>
+      </w:r>
+      <w:proofErr w:type="spellEnd"/>
+      <w:r>
+        <w:rPr>
+          <w:rFonts w:ascii="Roboto Mono" w:hAnsi="Roboto Mono"/>
+        </w:rPr>
+        <w:t>;</w:t>
+      </w:r>
+    </w:p>
+    <w:p>
+      <w:pPr>
+        <w:rPr>
+          <w:rFonts w:ascii="Roboto Mono" w:hAnsi="Roboto Mono"/>
+        </w:rPr>
+      </w:pPr>
+      <w:r>
+        <w:rPr>
+          <w:rFonts w:ascii="Roboto Mono" w:hAnsi="Roboto Mono"/>
+        </w:rPr>
+        <w:lastRenderedPageBreak/>
+        <w:t xml:space="preserve">This permanently deletes the </w:t>
+      </w:r>
+      <w:proofErr w:type="spellStart"/>
+      <w:r>
+        <w:rPr>
+          <w:rFonts w:ascii="Roboto Mono" w:hAnsi="Roboto Mono"/>
+        </w:rPr>
+        <w:t>CompanyDB</w:t>
+      </w:r>
+      <w:proofErr w:type="spellEnd"/>
+      <w:r>
+        <w:rPr>
+          <w:rFonts w:ascii="Roboto Mono" w:hAnsi="Roboto Mono"/>
+        </w:rPr>
+        <w:t xml:space="preserve"> database and all its data.</w:t>
       </w:r>
     </w:p>
     <w:p>
@@ -903,19 +1164,23 @@
     <w:p>
       <w:pPr>
         <w:rPr>
-          <w:sz w:val="18"/>
-        </w:rPr>
-      </w:pPr>
-      <w:r>
-        <w:rPr>
+          <w:rFonts w:ascii="Arial" w:hAnsi="Arial" w:cs="Arial"/>
+          <w:sz w:val="18"/>
+        </w:rPr>
+      </w:pPr>
+      <w:r>
+        <w:rPr>
+          <w:rFonts w:ascii="Arial" w:hAnsi="Arial" w:cs="Arial"/>
           <w:b/>
           <w:sz w:val="18"/>
           <w:highlight w:val="lightGray"/>
         </w:rPr>
         <w:t xml:space="preserve"># Source: </w:t>
       </w:r>
-      <w:r>
-        <w:rPr>
+      <w:proofErr w:type="spellStart"/>
+      <w:r>
+        <w:rPr>
+          <w:rFonts w:ascii="Arial" w:hAnsi="Arial" w:cs="Arial"/>
           <w:b/>
           <w:color w:val="000000"/>
           <w:sz w:val="18"/>
@@ -923,8 +1188,10 @@
         </w:rPr>
         <w:t>ScreenShot</w:t>
       </w:r>
-      <w:r>
-        <w:rPr>
+      <w:proofErr w:type="spellEnd"/>
+      <w:r>
+        <w:rPr>
+          <w:rFonts w:ascii="Arial" w:hAnsi="Arial" w:cs="Arial"/>
           <w:sz w:val="18"/>
           <w:highlight w:val="lightGray"/>
         </w:rPr>
@@ -932,6 +1199,7 @@
       </w:r>
       <w:r>
         <w:rPr>
+          <w:rFonts w:ascii="Arial" w:hAnsi="Arial" w:cs="Arial"/>
           <w:b/>
           <w:sz w:val="18"/>
           <w:highlight w:val="lightGray"/>
@@ -940,6 +1208,7 @@
       </w:r>
       <w:r>
         <w:rPr>
+          <w:rFonts w:ascii="Arial" w:hAnsi="Arial" w:cs="Arial"/>
           <w:sz w:val="18"/>
           <w:highlight w:val="lightGray"/>
         </w:rPr>
@@ -947,6 +1216,7 @@
       </w:r>
       <w:r>
         <w:rPr>
+          <w:rFonts w:ascii="Arial" w:hAnsi="Arial" w:cs="Arial"/>
           <w:b/>
           <w:sz w:val="18"/>
           <w:highlight w:val="lightGray"/>
@@ -955,13 +1225,33 @@
       </w:r>
       <w:r>
         <w:rPr>
-          <w:sz w:val="18"/>
-          <w:highlight w:val="lightGray"/>
-        </w:rPr>
-        <w:t xml:space="preserve"> [Persons Table -&gt; ID Column: 1, Name_En Column: Motasem Essam] -&gt; </w:t>
-      </w:r>
-      <w:r>
-        <w:rPr>
+          <w:rFonts w:ascii="Arial" w:hAnsi="Arial" w:cs="Arial"/>
+          <w:sz w:val="18"/>
+          <w:highlight w:val="lightGray"/>
+        </w:rPr>
+        <w:t xml:space="preserve"> [Persons Table -&gt; ID Column: 1, </w:t>
+      </w:r>
+      <w:proofErr w:type="spellStart"/>
+      <w:r>
+        <w:rPr>
+          <w:rFonts w:ascii="Arial" w:hAnsi="Arial" w:cs="Arial"/>
+          <w:sz w:val="18"/>
+          <w:highlight w:val="lightGray"/>
+        </w:rPr>
+        <w:t>Name_En</w:t>
+      </w:r>
+      <w:proofErr w:type="spellEnd"/>
+      <w:r>
+        <w:rPr>
+          <w:rFonts w:ascii="Arial" w:hAnsi="Arial" w:cs="Arial"/>
+          <w:sz w:val="18"/>
+          <w:highlight w:val="lightGray"/>
+        </w:rPr>
+        <w:t xml:space="preserve"> Column: Motasem Essam] -&gt; </w:t>
+      </w:r>
+      <w:r>
+        <w:rPr>
+          <w:rFonts w:ascii="Arial" w:hAnsi="Arial" w:cs="Arial"/>
           <w:b/>
           <w:sz w:val="18"/>
           <w:highlight w:val="lightGray"/>
@@ -970,13 +1260,33 @@
       </w:r>
       <w:r>
         <w:rPr>
-          <w:sz w:val="18"/>
-          <w:highlight w:val="lightGray"/>
-        </w:rPr>
-        <w:t xml:space="preserve"> [Automation Table -&gt; ID Column: 16, Name_En Column: Screen Capture] -&gt; </w:t>
-      </w:r>
-      <w:r>
-        <w:rPr>
+          <w:rFonts w:ascii="Arial" w:hAnsi="Arial" w:cs="Arial"/>
+          <w:sz w:val="18"/>
+          <w:highlight w:val="lightGray"/>
+        </w:rPr>
+        <w:t xml:space="preserve"> [Automation Table -&gt; ID Column: 16, </w:t>
+      </w:r>
+      <w:proofErr w:type="spellStart"/>
+      <w:r>
+        <w:rPr>
+          <w:rFonts w:ascii="Arial" w:hAnsi="Arial" w:cs="Arial"/>
+          <w:sz w:val="18"/>
+          <w:highlight w:val="lightGray"/>
+        </w:rPr>
+        <w:t>Name_En</w:t>
+      </w:r>
+      <w:proofErr w:type="spellEnd"/>
+      <w:r>
+        <w:rPr>
+          <w:rFonts w:ascii="Arial" w:hAnsi="Arial" w:cs="Arial"/>
+          <w:sz w:val="18"/>
+          <w:highlight w:val="lightGray"/>
+        </w:rPr>
+        <w:t xml:space="preserve"> Column: Screen Capture] -&gt; </w:t>
+      </w:r>
+      <w:r>
+        <w:rPr>
+          <w:rFonts w:ascii="Arial" w:hAnsi="Arial" w:cs="Arial"/>
           <w:b/>
           <w:color w:val="000000"/>
           <w:sz w:val="18"/>
@@ -986,14 +1296,36 @@
       </w:r>
       <w:r>
         <w:rPr>
-          <w:color w:val="000000"/>
-          <w:sz w:val="18"/>
-          <w:highlight w:val="lightGray"/>
-        </w:rPr>
-        <w:t>[Operating System: Wampserver64 -&gt; phpmyadmin]</w:t>
-      </w:r>
-      <w:r>
-        <w:rPr>
+          <w:rFonts w:ascii="Arial" w:hAnsi="Arial" w:cs="Arial"/>
+          <w:color w:val="000000"/>
+          <w:sz w:val="18"/>
+          <w:highlight w:val="lightGray"/>
+        </w:rPr>
+        <w:t xml:space="preserve">[Operating System: Wampserver64 -&gt; </w:t>
+      </w:r>
+      <w:proofErr w:type="spellStart"/>
+      <w:r>
+        <w:rPr>
+          <w:rFonts w:ascii="Arial" w:hAnsi="Arial" w:cs="Arial"/>
+          <w:color w:val="000000"/>
+          <w:sz w:val="18"/>
+          <w:highlight w:val="lightGray"/>
+        </w:rPr>
+        <w:t>phpmyadmin</w:t>
+      </w:r>
+      <w:proofErr w:type="spellEnd"/>
+      <w:r>
+        <w:rPr>
+          <w:rFonts w:ascii="Arial" w:hAnsi="Arial" w:cs="Arial"/>
+          <w:color w:val="000000"/>
+          <w:sz w:val="18"/>
+          <w:highlight w:val="lightGray"/>
+        </w:rPr>
+        <w:t>]</w:t>
+      </w:r>
+      <w:r>
+        <w:rPr>
+          <w:rFonts w:ascii="Arial" w:hAnsi="Arial" w:cs="Arial"/>
           <w:sz w:val="18"/>
           <w:highlight w:val="lightGray"/>
         </w:rPr>
@@ -1001,6 +1333,7 @@
       </w:r>
       <w:r>
         <w:rPr>
+          <w:rFonts w:ascii="Arial" w:hAnsi="Arial" w:cs="Arial"/>
           <w:b/>
           <w:sz w:val="18"/>
           <w:highlight w:val="lightGray"/>
@@ -1009,6 +1342,7 @@
       </w:r>
       <w:r>
         <w:rPr>
+          <w:rFonts w:ascii="Arial" w:hAnsi="Arial" w:cs="Arial"/>
           <w:sz w:val="18"/>
           <w:highlight w:val="lightGray"/>
         </w:rPr>
@@ -1092,7 +1426,21 @@
         <w:rPr>
           <w:rFonts w:ascii="Roboto Mono" w:hAnsi="Roboto Mono"/>
         </w:rPr>
-        <w:t>CREATE DATABASE CompanyDB;</w:t>
+        <w:t xml:space="preserve">CREATE DATABASE </w:t>
+      </w:r>
+      <w:proofErr w:type="spellStart"/>
+      <w:r>
+        <w:rPr>
+          <w:rFonts w:ascii="Roboto Mono" w:hAnsi="Roboto Mono"/>
+        </w:rPr>
+        <w:t>CompanyDB</w:t>
+      </w:r>
+      <w:proofErr w:type="spellEnd"/>
+      <w:r>
+        <w:rPr>
+          <w:rFonts w:ascii="Roboto Mono" w:hAnsi="Roboto Mono"/>
+        </w:rPr>
+        <w:t>;</w:t>
       </w:r>
     </w:p>
     <w:p>
@@ -1175,6 +1523,7 @@
       <w:bookmarkStart w:id="1" w:name="_lebihr9uj8u" w:colFirst="0" w:colLast="0"/>
       <w:bookmarkEnd w:id="1"/>
       <w:r>
+        <w:lastRenderedPageBreak/>
         <w:t>basic command</w:t>
       </w:r>
     </w:p>
@@ -1190,6 +1539,7 @@
         </w:rPr>
         <w:t xml:space="preserve"># Source: </w:t>
       </w:r>
+      <w:proofErr w:type="spellStart"/>
       <w:r>
         <w:rPr>
           <w:b/>
@@ -1199,6 +1549,7 @@
         </w:rPr>
         <w:t>ScreenShot</w:t>
       </w:r>
+      <w:proofErr w:type="spellEnd"/>
       <w:r>
         <w:rPr>
           <w:sz w:val="18"/>
@@ -1234,7 +1585,23 @@
           <w:sz w:val="18"/>
           <w:highlight w:val="lightGray"/>
         </w:rPr>
-        <w:t xml:space="preserve"> [Persons Table -&gt; ID Column: 1, Name_En Column: Motasem Essam] -&gt; </w:t>
+        <w:t xml:space="preserve"> [Persons Table -&gt; ID Column: 1, </w:t>
+      </w:r>
+      <w:proofErr w:type="spellStart"/>
+      <w:r>
+        <w:rPr>
+          <w:sz w:val="18"/>
+          <w:highlight w:val="lightGray"/>
+        </w:rPr>
+        <w:t>Name_En</w:t>
+      </w:r>
+      <w:proofErr w:type="spellEnd"/>
+      <w:r>
+        <w:rPr>
+          <w:sz w:val="18"/>
+          <w:highlight w:val="lightGray"/>
+        </w:rPr>
+        <w:t xml:space="preserve"> Column: Motasem Essam] -&gt; </w:t>
       </w:r>
       <w:r>
         <w:rPr>
@@ -1249,7 +1616,23 @@
           <w:sz w:val="18"/>
           <w:highlight w:val="lightGray"/>
         </w:rPr>
-        <w:t xml:space="preserve"> [Automation Table -&gt; ID Column: 16, Name_En Column: Screen Capture] -&gt; </w:t>
+        <w:t xml:space="preserve"> [Automation Table -&gt; ID Column: 16, </w:t>
+      </w:r>
+      <w:proofErr w:type="spellStart"/>
+      <w:r>
+        <w:rPr>
+          <w:sz w:val="18"/>
+          <w:highlight w:val="lightGray"/>
+        </w:rPr>
+        <w:t>Name_En</w:t>
+      </w:r>
+      <w:proofErr w:type="spellEnd"/>
+      <w:r>
+        <w:rPr>
+          <w:sz w:val="18"/>
+          <w:highlight w:val="lightGray"/>
+        </w:rPr>
+        <w:t xml:space="preserve"> Column: Screen Capture] -&gt; </w:t>
       </w:r>
       <w:r>
         <w:rPr>
@@ -1266,7 +1649,25 @@
           <w:sz w:val="18"/>
           <w:highlight w:val="lightGray"/>
         </w:rPr>
-        <w:t>[Operating System: Wampserver64 -&gt; phpmyadmin]</w:t>
+        <w:t xml:space="preserve">[Operating System: Wampserver64 -&gt; </w:t>
+      </w:r>
+      <w:proofErr w:type="spellStart"/>
+      <w:r>
+        <w:rPr>
+          <w:color w:val="000000"/>
+          <w:sz w:val="18"/>
+          <w:highlight w:val="lightGray"/>
+        </w:rPr>
+        <w:t>phpmyadmin</w:t>
+      </w:r>
+      <w:proofErr w:type="spellEnd"/>
+      <w:r>
+        <w:rPr>
+          <w:color w:val="000000"/>
+          <w:sz w:val="18"/>
+          <w:highlight w:val="lightGray"/>
+        </w:rPr>
+        <w:t>]</w:t>
       </w:r>
       <w:r>
         <w:rPr>
@@ -1364,7 +1765,21 @@
         <w:rPr>
           <w:rFonts w:ascii="Roboto Mono" w:hAnsi="Roboto Mono"/>
         </w:rPr>
-        <w:t>DROP DATABASE CompanyDB;</w:t>
+        <w:t xml:space="preserve">DROP DATABASE </w:t>
+      </w:r>
+      <w:proofErr w:type="spellStart"/>
+      <w:r>
+        <w:rPr>
+          <w:rFonts w:ascii="Roboto Mono" w:hAnsi="Roboto Mono"/>
+        </w:rPr>
+        <w:t>CompanyDB</w:t>
+      </w:r>
+      <w:proofErr w:type="spellEnd"/>
+      <w:r>
+        <w:rPr>
+          <w:rFonts w:ascii="Roboto Mono" w:hAnsi="Roboto Mono"/>
+        </w:rPr>
+        <w:t>;</w:t>
       </w:r>
     </w:p>
     <w:p/>
@@ -1452,8 +1867,14 @@
       </w:r>
     </w:p>
     <w:p>
-      <w:r>
-        <w:rPr>
+      <w:pPr>
+        <w:rPr>
+          <w:rFonts w:ascii="Arial" w:hAnsi="Arial" w:cs="Arial"/>
+        </w:rPr>
+      </w:pPr>
+      <w:r>
+        <w:rPr>
+          <w:rFonts w:ascii="Arial" w:hAnsi="Arial" w:cs="Arial"/>
           <w:b/>
           <w:color w:val="000000"/>
           <w:sz w:val="18"/>
@@ -1463,14 +1884,36 @@
       </w:r>
       <w:r>
         <w:rPr>
-          <w:color w:val="000000"/>
-          <w:sz w:val="18"/>
-          <w:highlight w:val="lightGray"/>
-        </w:rPr>
-        <w:t xml:space="preserve">: Persons Table -&gt; ID Column: 1, Name_En Column: Motasem Essam] -&gt; </w:t>
-      </w:r>
-      <w:r>
-        <w:rPr>
+          <w:rFonts w:ascii="Arial" w:hAnsi="Arial" w:cs="Arial"/>
+          <w:color w:val="000000"/>
+          <w:sz w:val="18"/>
+          <w:highlight w:val="lightGray"/>
+        </w:rPr>
+        <w:t xml:space="preserve">: Persons Table -&gt; ID Column: 1, </w:t>
+      </w:r>
+      <w:proofErr w:type="spellStart"/>
+      <w:r>
+        <w:rPr>
+          <w:rFonts w:ascii="Arial" w:hAnsi="Arial" w:cs="Arial"/>
+          <w:color w:val="000000"/>
+          <w:sz w:val="18"/>
+          <w:highlight w:val="lightGray"/>
+        </w:rPr>
+        <w:t>Name_En</w:t>
+      </w:r>
+      <w:proofErr w:type="spellEnd"/>
+      <w:r>
+        <w:rPr>
+          <w:rFonts w:ascii="Arial" w:hAnsi="Arial" w:cs="Arial"/>
+          <w:color w:val="000000"/>
+          <w:sz w:val="18"/>
+          <w:highlight w:val="lightGray"/>
+        </w:rPr>
+        <w:t xml:space="preserve"> Column: Motasem Essam] -&gt; </w:t>
+      </w:r>
+      <w:r>
+        <w:rPr>
+          <w:rFonts w:ascii="Arial" w:hAnsi="Arial" w:cs="Arial"/>
           <w:b/>
           <w:color w:val="000000"/>
           <w:sz w:val="18"/>
@@ -1480,6 +1923,7 @@
       </w:r>
       <w:r>
         <w:rPr>
+          <w:rFonts w:ascii="Arial" w:hAnsi="Arial" w:cs="Arial"/>
           <w:color w:val="000000"/>
           <w:sz w:val="18"/>
           <w:highlight w:val="lightGray"/>
@@ -1488,6 +1932,7 @@
       </w:r>
       <w:r>
         <w:rPr>
+          <w:rFonts w:ascii="Arial" w:hAnsi="Arial" w:cs="Arial"/>
           <w:b/>
           <w:color w:val="000000"/>
           <w:sz w:val="18"/>
@@ -1497,6 +1942,7 @@
       </w:r>
       <w:r>
         <w:rPr>
+          <w:rFonts w:ascii="Arial" w:hAnsi="Arial" w:cs="Arial"/>
           <w:color w:val="000000"/>
           <w:sz w:val="18"/>
           <w:highlight w:val="lightGray"/>
@@ -1568,6 +2014,7 @@
         <w:rPr>
           <w:noProof/>
         </w:rPr>
+        <w:lastRenderedPageBreak/>
         <w:drawing>
           <wp:inline distT="0" distB="0" distL="0" distR="0" wp14:anchorId="3437DD15" wp14:editId="5E294432">
             <wp:extent cx="5943600" cy="637540"/>
@@ -1628,7 +2075,21 @@
         <w:rPr>
           <w:rFonts w:ascii="Roboto Mono" w:hAnsi="Roboto Mono"/>
         </w:rPr>
-        <w:t>CREATE DATABASE IF NOT EXISTS CompanyDB;</w:t>
+        <w:t xml:space="preserve">CREATE DATABASE IF NOT EXISTS </w:t>
+      </w:r>
+      <w:proofErr w:type="spellStart"/>
+      <w:r>
+        <w:rPr>
+          <w:rFonts w:ascii="Roboto Mono" w:hAnsi="Roboto Mono"/>
+        </w:rPr>
+        <w:t>CompanyDB</w:t>
+      </w:r>
+      <w:proofErr w:type="spellEnd"/>
+      <w:r>
+        <w:rPr>
+          <w:rFonts w:ascii="Roboto Mono" w:hAnsi="Roboto Mono"/>
+        </w:rPr>
+        <w:t>;</w:t>
       </w:r>
     </w:p>
     <w:p>
@@ -1701,7 +2162,21 @@
         <w:rPr>
           <w:rFonts w:ascii="Roboto Mono" w:hAnsi="Roboto Mono"/>
         </w:rPr>
-        <w:t>DROP DATABASE IF EXISTS CompanyDB;</w:t>
+        <w:t xml:space="preserve">DROP DATABASE IF EXISTS </w:t>
+      </w:r>
+      <w:proofErr w:type="spellStart"/>
+      <w:r>
+        <w:rPr>
+          <w:rFonts w:ascii="Roboto Mono" w:hAnsi="Roboto Mono"/>
+        </w:rPr>
+        <w:t>CompanyDB</w:t>
+      </w:r>
+      <w:proofErr w:type="spellEnd"/>
+      <w:r>
+        <w:rPr>
+          <w:rFonts w:ascii="Roboto Mono" w:hAnsi="Roboto Mono"/>
+        </w:rPr>
+        <w:t>;</w:t>
       </w:r>
     </w:p>
     <w:p>
